--- a/manuscript/manuscript.docx
+++ b/manuscript/manuscript.docx
@@ -210,25 +210,25 @@
         <w:t xml:space="preserve"> </w:t>
       </w:r>
       <w:r>
-        <w:t xml:space="preserve">In the base case, combined biopsy cost an estimated $506.11 per</w:t>
-      </w:r>
-      <w:r>
-        <w:t xml:space="preserve"> </w:t>
-      </w:r>
-      <w:r>
-        <w:t xml:space="preserve">patient, compared with $749.18 for standalone office biopsy and $3,839.81</w:t>
-      </w:r>
-      <w:r>
-        <w:t xml:space="preserve"> </w:t>
-      </w:r>
-      <w:r>
-        <w:t xml:space="preserve">for operative D&amp;C. Combined biopsy was $243.06 (32.4%) less expensive than</w:t>
-      </w:r>
-      <w:r>
-        <w:t xml:space="preserve"> </w:t>
-      </w:r>
-      <w:r>
-        <w:t xml:space="preserve">standalone office biopsy and was cost-saving in 91.4% of probabilistic</w:t>
+        <w:t xml:space="preserve">In the base case, combined biopsy cost an estimated $486 per</w:t>
+      </w:r>
+      <w:r>
+        <w:t xml:space="preserve"> </w:t>
+      </w:r>
+      <w:r>
+        <w:t xml:space="preserve">patient, compared with $727 for standalone office biopsy and $3,823</w:t>
+      </w:r>
+      <w:r>
+        <w:t xml:space="preserve"> </w:t>
+      </w:r>
+      <w:r>
+        <w:t xml:space="preserve">for operative D&amp;C. Combined biopsy was $241 (33.1%) less expensive than</w:t>
+      </w:r>
+      <w:r>
+        <w:t xml:space="preserve"> </w:t>
+      </w:r>
+      <w:r>
+        <w:t xml:space="preserve">standalone office biopsy and was cost-saving in 91.6% of probabilistic</w:t>
       </w:r>
       <w:r>
         <w:t xml:space="preserve"> </w:t>
@@ -246,13 +246,13 @@
         <w:t xml:space="preserve"> </w:t>
       </w:r>
       <w:r>
-        <w:t xml:space="preserve">over standalone office biopsy widening from $195.62 in a low-cost locality</w:t>
-      </w:r>
-      <w:r>
-        <w:t xml:space="preserve"> </w:t>
-      </w:r>
-      <w:r>
-        <w:t xml:space="preserve">to $333.44 in a high-cost locality. Clinical-outcome sensitivity analysis</w:t>
+        <w:t xml:space="preserve">over standalone office biopsy widening from $194 in a low-cost locality</w:t>
+      </w:r>
+      <w:r>
+        <w:t xml:space="preserve"> </w:t>
+      </w:r>
+      <w:r>
+        <w:t xml:space="preserve">to $331 in a high-cost locality. Clinical-outcome sensitivity analysis</w:t>
       </w:r>
       <w:r>
         <w:t xml:space="preserve"> </w:t>
@@ -288,25 +288,7 @@
         <w:t xml:space="preserve"> </w:t>
       </w:r>
       <w:r>
-        <w:t xml:space="preserve">[DRAFT – directly supported by data, no</w:t>
-      </w:r>
-      <w:r>
-        <w:t xml:space="preserve"> </w:t>
-      </w:r>
-      <w:r>
-        <w:t xml:space="preserve">“further research</w:t>
-      </w:r>
-      <w:r>
-        <w:t xml:space="preserve"> </w:t>
-      </w:r>
-      <w:r>
-        <w:t xml:space="preserve">needed”</w:t>
-      </w:r>
-      <w:r>
-        <w:t xml:space="preserve"> </w:t>
-      </w:r>
-      <w:r>
-        <w:t xml:space="preserve">language, per journal requirement] Endometrial biopsy performed</w:t>
+        <w:t xml:space="preserve">Endometrial biopsy performed</w:t>
       </w:r>
       <w:r>
         <w:t xml:space="preserve"> </w:t>
@@ -391,6 +373,1146 @@
       </w:r>
       <w:r>
         <w:t xml:space="preserve">at age 30-35, alongside interval colonoscopy (NCCN category 2A).</w:t>
+      </w:r>
+      <w:r>
+        <w:rPr>
+          <w:vertAlign w:val="superscript"/>
+        </w:rPr>
+        <w:t xml:space="preserve">1</w:t>
+      </w:r>
+      <w:r>
+        <w:t xml:space="preserve"> </w:t>
+      </w:r>
+      <w:r>
+        <w:t xml:space="preserve">This</w:t>
+      </w:r>
+      <w:r>
+        <w:t xml:space="preserve"> </w:t>
+      </w:r>
+      <w:r>
+        <w:t xml:space="preserve">guideline specifies timing and eligibility, not delivery method. Office</w:t>
+      </w:r>
+      <w:r>
+        <w:t xml:space="preserve"> </w:t>
+      </w:r>
+      <w:r>
+        <w:t xml:space="preserve">endometrial biopsy</w:t>
+      </w:r>
+      <w:r>
+        <w:t xml:space="preserve"> </w:t>
+      </w:r>
+      <w:r>
+        <w:t xml:space="preserve">is the standard sampling method but is frequently painful, requires a</w:t>
+      </w:r>
+      <w:r>
+        <w:t xml:space="preserve"> </w:t>
+      </w:r>
+      <w:r>
+        <w:t xml:space="preserve">dedicated clinic visit distinct from the surveillance colonoscopy, and can</w:t>
+      </w:r>
+      <w:r>
+        <w:t xml:space="preserve"> </w:t>
+      </w:r>
+      <w:r>
+        <w:t xml:space="preserve">fail to obtain an adequate specimen, with failure rates of 20%, 10%, and</w:t>
+      </w:r>
+      <w:r>
+        <w:t xml:space="preserve"> </w:t>
+      </w:r>
+      <w:r>
+        <w:t xml:space="preserve">20% reported in three Lynch-syndrome-specific cohorts.</w:t>
+      </w:r>
+      <w:r>
+        <w:rPr>
+          <w:vertAlign w:val="superscript"/>
+        </w:rPr>
+        <w:t xml:space="preserve">2,3,4</w:t>
+      </w:r>
+    </w:p>
+    <w:p>
+      <w:pPr>
+        <w:pStyle w:val="BodyText"/>
+      </w:pPr>
+      <w:r>
+        <w:t xml:space="preserve">Performing endometrial biopsy during an already-scheduled surveillance</w:t>
+      </w:r>
+      <w:r>
+        <w:t xml:space="preserve"> </w:t>
+      </w:r>
+      <w:r>
+        <w:t xml:space="preserve">colonoscopy, under the sedation the colonoscopy already requires, has been</w:t>
+      </w:r>
+      <w:r>
+        <w:t xml:space="preserve"> </w:t>
+      </w:r>
+      <w:r>
+        <w:t xml:space="preserve">described as feasible and better tolerated than standalone office biopsy in</w:t>
+      </w:r>
+      <w:r>
+        <w:t xml:space="preserve"> </w:t>
+      </w:r>
+      <w:r>
+        <w:t xml:space="preserve">single-institution cohorts. What has not been established is whether this</w:t>
+      </w:r>
+      <w:r>
+        <w:t xml:space="preserve"> </w:t>
+      </w:r>
+      <w:r>
+        <w:t xml:space="preserve">combined approach is also less costly to the health system than the two</w:t>
+      </w:r>
+      <w:r>
+        <w:t xml:space="preserve"> </w:t>
+      </w:r>
+      <w:r>
+        <w:t xml:space="preserve">existing alternatives, standalone office biopsy or operative dilation and</w:t>
+      </w:r>
+      <w:r>
+        <w:t xml:space="preserve"> </w:t>
+      </w:r>
+      <w:r>
+        <w:t xml:space="preserve">curettage (D&amp;C), once the full cost of an escalation to D&amp;C after a</w:t>
+      </w:r>
+      <w:r>
+        <w:t xml:space="preserve"> </w:t>
+      </w:r>
+      <w:r>
+        <w:t xml:space="preserve">failed sampling attempt is accounted for in each strategy. We built a</w:t>
+      </w:r>
+      <w:r>
+        <w:t xml:space="preserve"> </w:t>
+      </w:r>
+      <w:r>
+        <w:t xml:space="preserve">decision-analytic, cost-minimization model to estimate and compare the</w:t>
+      </w:r>
+      <w:r>
+        <w:t xml:space="preserve"> </w:t>
+      </w:r>
+      <w:r>
+        <w:t xml:space="preserve">health-system costs of these three strategies, and to test, rather than</w:t>
+      </w:r>
+      <w:r>
+        <w:t xml:space="preserve"> </w:t>
+      </w:r>
+      <w:r>
+        <w:t xml:space="preserve">assume, whether the model’s cost conclusion depends on the assumption of</w:t>
+      </w:r>
+      <w:r>
+        <w:t xml:space="preserve"> </w:t>
+      </w:r>
+      <w:r>
+        <w:t xml:space="preserve">equivalent diagnostic effectiveness across strategies, on Medicare-derived</w:t>
+      </w:r>
+      <w:r>
+        <w:t xml:space="preserve"> </w:t>
+      </w:r>
+      <w:r>
+        <w:t xml:space="preserve">parameter uncertainty, or on practice location.</w:t>
+      </w:r>
+    </w:p>
+    <w:bookmarkEnd w:id="10"/>
+    <w:bookmarkStart w:id="11" w:name="methods"/>
+    <w:p>
+      <w:pPr>
+        <w:pStyle w:val="Heading2"/>
+      </w:pPr>
+      <w:r>
+        <w:t xml:space="preserve">Methods</w:t>
+      </w:r>
+    </w:p>
+    <w:p>
+      <w:pPr>
+        <w:pStyle w:val="FirstParagraph"/>
+      </w:pPr>
+      <w:r>
+        <w:t xml:space="preserve">We conducted a cost-minimization analysis comparing three strategies for</w:t>
+      </w:r>
+      <w:r>
+        <w:t xml:space="preserve"> </w:t>
+      </w:r>
+      <w:r>
+        <w:t xml:space="preserve">endometrial cancer surveillance in adult women with Lynch syndrome who are</w:t>
+      </w:r>
+      <w:r>
+        <w:t xml:space="preserve"> </w:t>
+      </w:r>
+      <w:r>
+        <w:t xml:space="preserve">candidates for gynecologic surveillance and have an already-scheduled</w:t>
+      </w:r>
+      <w:r>
+        <w:t xml:space="preserve"> </w:t>
+      </w:r>
+      <w:r>
+        <w:t xml:space="preserve">surveillance colonoscopy: standalone office endometrial biopsy, operative</w:t>
+      </w:r>
+      <w:r>
+        <w:t xml:space="preserve"> </w:t>
+      </w:r>
+      <w:r>
+        <w:t xml:space="preserve">dilation and curettage (D&amp;C), and endometrial biopsy performed during that</w:t>
+      </w:r>
+      <w:r>
+        <w:t xml:space="preserve"> </w:t>
+      </w:r>
+      <w:r>
+        <w:t xml:space="preserve">colonoscopy (combined biopsy). Transvaginal ultrasound was not modeled as a</w:t>
+      </w:r>
+      <w:r>
+        <w:t xml:space="preserve"> </w:t>
+      </w:r>
+      <w:r>
+        <w:t xml:space="preserve">fourth comparator: NCCN’s own guideline states that transvaginal ultrasound</w:t>
+      </w:r>
+      <w:r>
+        <w:t xml:space="preserve"> </w:t>
+      </w:r>
+      <w:r>
+        <w:t xml:space="preserve">has not been shown to have sufficient sensitivity or specificity to support</w:t>
+      </w:r>
+      <w:r>
+        <w:t xml:space="preserve"> </w:t>
+      </w:r>
+      <w:r>
+        <w:t xml:space="preserve">a screening recommendation in this population, in contrast to endometrial</w:t>
+      </w:r>
+      <w:r>
+        <w:t xml:space="preserve"> </w:t>
+      </w:r>
+      <w:r>
+        <w:t xml:space="preserve">biopsy.</w:t>
+      </w:r>
+      <w:r>
+        <w:rPr>
+          <w:vertAlign w:val="superscript"/>
+        </w:rPr>
+        <w:t xml:space="preserve">1</w:t>
+      </w:r>
+    </w:p>
+    <w:p>
+      <w:pPr>
+        <w:pStyle w:val="BodyText"/>
+      </w:pPr>
+      <w:r>
+        <w:t xml:space="preserve">Age, genotype, menopausal status, and prior</w:t>
+      </w:r>
+      <w:r>
+        <w:t xml:space="preserve"> </w:t>
+      </w:r>
+      <w:r>
+        <w:t xml:space="preserve">biopsy history were not modeled separately; the model represents a single</w:t>
+      </w:r>
+      <w:r>
+        <w:t xml:space="preserve"> </w:t>
+      </w:r>
+      <w:r>
+        <w:t xml:space="preserve">surveillance episode rather than a specific patient subgroup. No</w:t>
+      </w:r>
+      <w:r>
+        <w:t xml:space="preserve"> </w:t>
+      </w:r>
+      <w:r>
+        <w:t xml:space="preserve">prespecified health economic analysis plan was registered before the</w:t>
+      </w:r>
+      <w:r>
+        <w:t xml:space="preserve"> </w:t>
+      </w:r>
+      <w:r>
+        <w:t xml:space="preserve">analysis began; complete parameter-level sourcing is provided as</w:t>
+      </w:r>
+      <w:r>
+        <w:t xml:space="preserve"> </w:t>
+      </w:r>
+      <w:r>
+        <w:t xml:space="preserve">supplementary material.</w:t>
+      </w:r>
+    </w:p>
+    <w:p>
+      <w:pPr>
+        <w:pStyle w:val="BodyText"/>
+      </w:pPr>
+      <w:r>
+        <w:t xml:space="preserve">The analysis took a U.S. healthcare-sector perspective. Healthcare resources</w:t>
+      </w:r>
+      <w:r>
+        <w:t xml:space="preserve"> </w:t>
+      </w:r>
+      <w:r>
+        <w:t xml:space="preserve">were valued primarily using Medicare allowed amounts (the Physician Fee</w:t>
+      </w:r>
+      <w:r>
+        <w:t xml:space="preserve"> </w:t>
+      </w:r>
+      <w:r>
+        <w:t xml:space="preserve">Schedule and the Physician &amp; Other Practitioners by Provider and Service</w:t>
+      </w:r>
+      <w:r>
+        <w:t xml:space="preserve"> </w:t>
+      </w:r>
+      <w:r>
+        <w:t xml:space="preserve">Public Use Files),</w:t>
+      </w:r>
+      <w:r>
+        <w:rPr>
+          <w:vertAlign w:val="superscript"/>
+        </w:rPr>
+        <w:t xml:space="preserve">5</w:t>
+      </w:r>
+      <w:r>
+        <w:t xml:space="preserve"> </w:t>
+      </w:r>
+      <w:r>
+        <w:t xml:space="preserve">supplemented by published resource-cost estimates for</w:t>
+      </w:r>
+      <w:r>
+        <w:t xml:space="preserve"> </w:t>
+      </w:r>
+      <w:r>
+        <w:t xml:space="preserve">services not separately reimbursed, such as incremental procedure-room and</w:t>
+      </w:r>
+      <w:r>
+        <w:t xml:space="preserve"> </w:t>
+      </w:r>
+      <w:r>
+        <w:t xml:space="preserve">anesthesia time and scheduling-coordination labor. Patient time,</w:t>
+      </w:r>
+      <w:r>
+        <w:t xml:space="preserve"> </w:t>
+      </w:r>
+      <w:r>
+        <w:t xml:space="preserve">transportation, lost productivity, and other nonmedical costs were excluded.</w:t>
+      </w:r>
+      <w:r>
+        <w:t xml:space="preserve"> </w:t>
+      </w:r>
+      <w:r>
+        <w:t xml:space="preserve">All costs are reported in 2026 U.S. dollars; costs originally reported in an</w:t>
+      </w:r>
+      <w:r>
+        <w:t xml:space="preserve"> </w:t>
+      </w:r>
+      <w:r>
+        <w:t xml:space="preserve">earlier year were inflation-adjusted using the Bureau of Labor Statistics</w:t>
+      </w:r>
+      <w:r>
+        <w:t xml:space="preserve"> </w:t>
+      </w:r>
+      <w:r>
+        <w:t xml:space="preserve">Consumer Price Index for Medical Care. The analytic horizon was a single endometrial-surveillance episode: the</w:t>
+      </w:r>
+      <w:r>
+        <w:t xml:space="preserve"> </w:t>
+      </w:r>
+      <w:r>
+        <w:t xml:space="preserve">initial sampling strategy through any rescue D&amp;C after an unsuccessful</w:t>
+      </w:r>
+      <w:r>
+        <w:t xml:space="preserve"> </w:t>
+      </w:r>
+      <w:r>
+        <w:t xml:space="preserve">attempt; costs beyond resolution of that episode were not included. Because the horizon was less than one year,</w:t>
+      </w:r>
+      <w:r>
+        <w:t xml:space="preserve"> </w:t>
+      </w:r>
+      <w:r>
+        <w:t xml:space="preserve">costs were not discounted.</w:t>
+      </w:r>
+    </w:p>
+    <w:p>
+      <w:pPr>
+        <w:pStyle w:val="BodyText"/>
+      </w:pPr>
+      <w:r>
+        <w:t xml:space="preserve">Total expected cost per patient was the primary outcome, selected because</w:t>
+      </w:r>
+      <w:r>
+        <w:t xml:space="preserve"> </w:t>
+      </w:r>
+      <w:r>
+        <w:t xml:space="preserve">the decision this model addresses (which sampling strategy a program</w:t>
+      </w:r>
+      <w:r>
+        <w:t xml:space="preserve"> </w:t>
+      </w:r>
+      <w:r>
+        <w:t xml:space="preserve">should adopt) is, in the base case, a cost-minimization question:</w:t>
+      </w:r>
+      <w:r>
+        <w:t xml:space="preserve"> </w:t>
+      </w:r>
+      <w:r>
+        <w:t xml:space="preserve">cost-minimization assumes equivalent clinical effectiveness across</w:t>
+      </w:r>
+      <w:r>
+        <w:t xml:space="preserve"> </w:t>
+      </w:r>
+      <w:r>
+        <w:t xml:space="preserve">strategies, specifically that an adequate endometrial specimen provides</w:t>
+      </w:r>
+      <w:r>
+        <w:t xml:space="preserve"> </w:t>
+      </w:r>
+      <w:r>
+        <w:t xml:space="preserve">equivalent diagnostic information regardless of which strategy obtained it.</w:t>
+      </w:r>
+      <w:r>
+        <w:t xml:space="preserve"> </w:t>
+      </w:r>
+      <w:r>
+        <w:t xml:space="preserve">We did not extend the base case to a full cost-effectiveness or</w:t>
+      </w:r>
+      <w:r>
+        <w:t xml:space="preserve"> </w:t>
+      </w:r>
+      <w:r>
+        <w:t xml:space="preserve">cost-utility analysis (no quality-adjusted life-year axis,</w:t>
+      </w:r>
+      <w:r>
+        <w:t xml:space="preserve"> </w:t>
+      </w:r>
+      <w:r>
+        <w:t xml:space="preserve">willingness-to-pay threshold, or efficiency frontier). Instead, we selected</w:t>
+      </w:r>
+      <w:r>
+        <w:t xml:space="preserve"> </w:t>
+      </w:r>
+      <w:r>
+        <w:t xml:space="preserve">two secondary outcomes (D&amp;C-related adverse-event exposure and</w:t>
+      </w:r>
+      <w:r>
+        <w:t xml:space="preserve"> </w:t>
+      </w:r>
+      <w:r>
+        <w:t xml:space="preserve">delayed-neoplasia probability) to test, rather than assume, this</w:t>
+      </w:r>
+      <w:r>
+        <w:t xml:space="preserve"> </w:t>
+      </w:r>
+      <w:r>
+        <w:t xml:space="preserve">equivalence (described below), both reported as event counts per 1,000</w:t>
+      </w:r>
+      <w:r>
+        <w:t xml:space="preserve"> </w:t>
+      </w:r>
+      <w:r>
+        <w:t xml:space="preserve">patients rather than converted to a utility, quality-adjusted life-year, or</w:t>
+      </w:r>
+      <w:r>
+        <w:t xml:space="preserve"> </w:t>
+      </w:r>
+      <w:r>
+        <w:t xml:space="preserve">monetary value.</w:t>
+      </w:r>
+    </w:p>
+    <w:p>
+      <w:pPr>
+        <w:pStyle w:val="BodyText"/>
+      </w:pPr>
+      <w:r>
+        <w:t xml:space="preserve">Each strategy was modeled as a one-step decision tree: an initial sampling</w:t>
+      </w:r>
+      <w:r>
+        <w:t xml:space="preserve"> </w:t>
+      </w:r>
+      <w:r>
+        <w:t xml:space="preserve">attempt, which either succeeds or fails and escalates to operative D&amp;C. D&amp;C</w:t>
+      </w:r>
+      <w:r>
+        <w:t xml:space="preserve"> </w:t>
+      </w:r>
+      <w:r>
+        <w:t xml:space="preserve">itself was modeled as a deterministic reference arm with no escalation</w:t>
+      </w:r>
+      <w:r>
+        <w:t xml:space="preserve"> </w:t>
+      </w:r>
+      <w:r>
+        <w:t xml:space="preserve">branch of its own in the base case; its cost also includes a partial</w:t>
+      </w:r>
+      <w:r>
+        <w:t xml:space="preserve"> </w:t>
+      </w:r>
+      <w:r>
+        <w:t xml:space="preserve">expected cost for uterine perforation, restricted to the one management</w:t>
+      </w:r>
+      <w:r>
+        <w:t xml:space="preserve"> </w:t>
+      </w:r>
+      <w:r>
+        <w:t xml:space="preserve">pathway (diagnostic laparoscopy) with a cost fully traceable to current</w:t>
+      </w:r>
+      <w:r>
+        <w:t xml:space="preserve"> </w:t>
+      </w:r>
+      <w:r>
+        <w:t xml:space="preserve">Medicare payment data,</w:t>
+      </w:r>
+      <w:r>
+        <w:rPr>
+          <w:vertAlign w:val="superscript"/>
+        </w:rPr>
+        <w:t xml:space="preserve">5,6</w:t>
+      </w:r>
+      <w:r>
+        <w:t xml:space="preserve"> </w:t>
+      </w:r>
+      <w:r>
+        <w:t xml:space="preserve">weighted by that pathway’s observed probability</w:t>
+      </w:r>
+      <w:r>
+        <w:t xml:space="preserve"> </w:t>
+      </w:r>
+      <w:r>
+        <w:t xml:space="preserve">in an independent cohort study of postperforation management.</w:t>
+      </w:r>
+      <w:r>
+        <w:rPr>
+          <w:vertAlign w:val="superscript"/>
+        </w:rPr>
+        <w:t xml:space="preserve">7</w:t>
+      </w:r>
+      <w:r>
+        <w:t xml:space="preserve"> </w:t>
+      </w:r>
+      <w:r>
+        <w:t xml:space="preserve">The combined-biopsy arm was modeled</w:t>
+      </w:r>
+      <w:r>
+        <w:t xml:space="preserve"> </w:t>
+      </w:r>
+      <w:r>
+        <w:t xml:space="preserve">under an incremental-cost principle: because the patient is assumed to be</w:t>
+      </w:r>
+      <w:r>
+        <w:t xml:space="preserve"> </w:t>
+      </w:r>
+      <w:r>
+        <w:t xml:space="preserve">undergoing the colonoscopy regardless of whether biopsy is added, no</w:t>
+      </w:r>
+      <w:r>
+        <w:t xml:space="preserve"> </w:t>
+      </w:r>
+      <w:r>
+        <w:t xml:space="preserve">colonoscopy base cost, gastroenterology fee, or baseline sedation cost</w:t>
+      </w:r>
+      <w:r>
+        <w:t xml:space="preserve"> </w:t>
+      </w:r>
+      <w:r>
+        <w:t xml:space="preserve">was charged; only incremental costs were included.</w:t>
+      </w:r>
+    </w:p>
+    <w:p>
+      <w:pPr>
+        <w:pStyle w:val="BodyText"/>
+      </w:pPr>
+      <w:r>
+        <w:t xml:space="preserve">Clinical probabilities were drawn preferentially from Lynch-syndrome-specific</w:t>
+      </w:r>
+      <w:r>
+        <w:t xml:space="preserve"> </w:t>
+      </w:r>
+      <w:r>
+        <w:t xml:space="preserve">literature. The office biopsy failure probability was pooled from three</w:t>
+      </w:r>
+      <w:r>
+        <w:t xml:space="preserve"> </w:t>
+      </w:r>
+      <w:r>
+        <w:t xml:space="preserve">studies confirmed genuinely specific to the Pipelle device by direct</w:t>
+      </w:r>
+      <w:r>
+        <w:t xml:space="preserve"> </w:t>
+      </w:r>
+      <w:r>
+        <w:t xml:space="preserve">full-text verification (22 of 166 attempts, 13.3%).</w:t>
+      </w:r>
+      <w:r>
+        <w:rPr>
+          <w:vertAlign w:val="superscript"/>
+        </w:rPr>
+        <w:t xml:space="preserve">5-7</w:t>
+      </w:r>
+      <w:r>
+        <w:t xml:space="preserve"> </w:t>
+      </w:r>
+      <w:r>
+        <w:t xml:space="preserve">After a failed</w:t>
+      </w:r>
+      <w:r>
+        <w:t xml:space="preserve"> </w:t>
+      </w:r>
+      <w:r>
+        <w:t xml:space="preserve">office attempt, we modeled two pathways rather than assuming universal</w:t>
+      </w:r>
+      <w:r>
+        <w:t xml:space="preserve"> </w:t>
+      </w:r>
+      <w:r>
+        <w:t xml:space="preserve">escalation to D&amp;C: a repeat office attempt, estimated to occur in 5% of</w:t>
+      </w:r>
+      <w:r>
+        <w:t xml:space="preserve"> </w:t>
+      </w:r>
+      <w:r>
+        <w:t xml:space="preserve">failures based on a Pipelle decision-tree model’s expert clinical</w:t>
+      </w:r>
+      <w:r>
+        <w:t xml:space="preserve"> </w:t>
+      </w:r>
+      <w:r>
+        <w:t xml:space="preserve">estimate,</w:t>
+      </w:r>
+      <w:r>
+        <w:rPr>
+          <w:vertAlign w:val="superscript"/>
+        </w:rPr>
+        <w:t xml:space="preserve">8</w:t>
+      </w:r>
+      <w:r>
+        <w:t xml:space="preserve"> </w:t>
+      </w:r>
+      <w:r>
+        <w:t xml:space="preserve">succeeding 75% of the time based on a separate, much larger</w:t>
+      </w:r>
+      <w:r>
+        <w:t xml:space="preserve"> </w:t>
+      </w:r>
+      <w:r>
+        <w:t xml:space="preserve">cohort of patients with an insufficient endometrial sample,</w:t>
+      </w:r>
+      <w:r>
+        <w:rPr>
+          <w:vertAlign w:val="superscript"/>
+        </w:rPr>
+        <w:t xml:space="preserve">9</w:t>
+      </w:r>
+      <w:r>
+        <w:t xml:space="preserve"> </w:t>
+      </w:r>
+      <w:r>
+        <w:t xml:space="preserve">or direct</w:t>
+      </w:r>
+      <w:r>
+        <w:t xml:space="preserve"> </w:t>
+      </w:r>
+      <w:r>
+        <w:t xml:space="preserve">escalation to D&amp;C. The</w:t>
+      </w:r>
+      <w:r>
+        <w:t xml:space="preserve"> </w:t>
+      </w:r>
+      <w:r>
+        <w:t xml:space="preserve">combined-arm probability of escalation to D&amp;C was the directly observed rate</w:t>
+      </w:r>
+      <w:r>
+        <w:t xml:space="preserve"> </w:t>
+      </w:r>
+      <w:r>
+        <w:t xml:space="preserve">from a 10.5-year, 111-visit combined-screening cohort (2 of 111 visits,</w:t>
+      </w:r>
+      <w:r>
+        <w:t xml:space="preserve"> </w:t>
+      </w:r>
+      <w:r>
+        <w:t xml:space="preserve">1.8%).</w:t>
+      </w:r>
+      <w:r>
+        <w:rPr>
+          <w:vertAlign w:val="superscript"/>
+        </w:rPr>
+        <w:t xml:space="preserve">10</w:t>
+      </w:r>
+      <w:r>
+        <w:t xml:space="preserve"> </w:t>
+      </w:r>
+      <w:r>
+        <w:t xml:space="preserve">The combined arm’s incremental procedure time (median 5 minutes,</w:t>
+      </w:r>
+      <w:r>
+        <w:t xml:space="preserve"> </w:t>
+      </w:r>
+      <w:r>
+        <w:t xml:space="preserve">range 1-12 minutes) and incremental anesthesia requirement (no increase in</w:t>
+      </w:r>
+      <w:r>
+        <w:t xml:space="preserve"> </w:t>
+      </w:r>
+      <w:r>
+        <w:t xml:space="preserve">dosing) were drawn from a prospective feasibility study of the combined</w:t>
+      </w:r>
+      <w:r>
+        <w:t xml:space="preserve"> </w:t>
+      </w:r>
+      <w:r>
+        <w:t xml:space="preserve">procedure.</w:t>
+      </w:r>
+      <w:r>
+        <w:rPr>
+          <w:vertAlign w:val="superscript"/>
+        </w:rPr>
+        <w:t xml:space="preserve">11</w:t>
+      </w:r>
+    </w:p>
+    <w:p>
+      <w:pPr>
+        <w:pStyle w:val="BodyText"/>
+      </w:pPr>
+      <w:r>
+        <w:t xml:space="preserve">We conducted five complementary sensitivity analyses: deterministic</w:t>
+      </w:r>
+      <w:r>
+        <w:t xml:space="preserve"> </w:t>
+      </w:r>
+      <w:r>
+        <w:t xml:space="preserve">one-way sensitivity analysis, varying ten parameters individually across</w:t>
+      </w:r>
+      <w:r>
+        <w:t xml:space="preserve"> </w:t>
+      </w:r>
+      <w:r>
+        <w:t xml:space="preserve">low/high bounds; probabilistic sensitivity analysis, drawing 1,000 Monte</w:t>
+      </w:r>
+      <w:r>
+        <w:t xml:space="preserve"> </w:t>
+      </w:r>
+      <w:r>
+        <w:t xml:space="preserve">Carlo samples from distributions matched to evidence type (beta for</w:t>
+      </w:r>
+      <w:r>
+        <w:t xml:space="preserve"> </w:t>
+      </w:r>
+      <w:r>
+        <w:t xml:space="preserve">probabilities, gamma for costs, triangular for plausibility ranges);</w:t>
+      </w:r>
+      <w:r>
+        <w:t xml:space="preserve"> </w:t>
+      </w:r>
+      <w:r>
+        <w:t xml:space="preserve">threshold analysis, solving for the parameter value at which combined</w:t>
+      </w:r>
+      <w:r>
+        <w:t xml:space="preserve"> </w:t>
+      </w:r>
+      <w:r>
+        <w:t xml:space="preserve">biopsy’s cost advantage over office biopsy would be lost; scenario</w:t>
+      </w:r>
+      <w:r>
+        <w:t xml:space="preserve"> </w:t>
+      </w:r>
+      <w:r>
+        <w:t xml:space="preserve">analysis, modeling illustrative Medicaid/commercial reimbursement and an</w:t>
+      </w:r>
+      <w:r>
+        <w:t xml:space="preserve"> </w:t>
+      </w:r>
+      <w:r>
+        <w:t xml:space="preserve">alternative combined-arm preoperative-visit assumption; and budget-impact</w:t>
+      </w:r>
+      <w:r>
+        <w:t xml:space="preserve"> </w:t>
+      </w:r>
+      <w:r>
+        <w:t xml:space="preserve">analysis, projecting annualized savings across illustrative cohort</w:t>
+      </w:r>
+      <w:r>
+        <w:t xml:space="preserve"> </w:t>
+      </w:r>
+      <w:r>
+        <w:t xml:space="preserve">sizes.</w:t>
+      </w:r>
+    </w:p>
+    <w:p>
+      <w:pPr>
+        <w:pStyle w:val="BodyText"/>
+      </w:pPr>
+      <w:r>
+        <w:t xml:space="preserve">To test whether the base-case conclusion depends on national-average</w:t>
+      </w:r>
+      <w:r>
+        <w:t xml:space="preserve"> </w:t>
+      </w:r>
+      <w:r>
+        <w:t xml:space="preserve">Medicare pricing, we re-priced all three strategies at four localities: the</w:t>
+      </w:r>
+      <w:r>
+        <w:t xml:space="preserve"> </w:t>
+      </w:r>
+      <w:r>
+        <w:t xml:space="preserve">national average, a mid-cost state, a low-cost locality, and a high-cost</w:t>
+      </w:r>
+      <w:r>
+        <w:t xml:space="preserve"> </w:t>
+      </w:r>
+      <w:r>
+        <w:t xml:space="preserve">locality. Professional-fee components were adjusted using the Medicare</w:t>
+      </w:r>
+      <w:r>
+        <w:t xml:space="preserve"> </w:t>
+      </w:r>
+      <w:r>
+        <w:t xml:space="preserve">Geographic Practice Cost Index, applying the standard RVU-weighted</w:t>
+      </w:r>
+      <w:r>
+        <w:t xml:space="preserve"> </w:t>
+      </w:r>
+      <w:r>
+        <w:t xml:space="preserve">relative-value formula for the relevant procedure code and setting.</w:t>
+      </w:r>
+      <w:r>
+        <w:rPr>
+          <w:vertAlign w:val="superscript"/>
+        </w:rPr>
+        <w:t xml:space="preserve">5</w:t>
+      </w:r>
+      <w:r>
+        <w:t xml:space="preserve"> </w:t>
+      </w:r>
+      <w:r>
+        <w:t xml:space="preserve">The</w:t>
+      </w:r>
+      <w:r>
+        <w:t xml:space="preserve"> </w:t>
+      </w:r>
+      <w:r>
+        <w:t xml:space="preserve">D&amp;C facility fee was adjusted using the real Hospital Outpatient</w:t>
+      </w:r>
+      <w:r>
+        <w:t xml:space="preserve"> </w:t>
+      </w:r>
+      <w:r>
+        <w:t xml:space="preserve">Prospective Payment System wage index for the relevant core-based</w:t>
+      </w:r>
+      <w:r>
+        <w:t xml:space="preserve"> </w:t>
+      </w:r>
+      <w:r>
+        <w:t xml:space="preserve">statistical area,</w:t>
+      </w:r>
+      <w:r>
+        <w:rPr>
+          <w:vertAlign w:val="superscript"/>
+        </w:rPr>
+        <w:t xml:space="preserve">6</w:t>
+      </w:r>
+      <w:r>
+        <w:t xml:space="preserve"> </w:t>
+      </w:r>
+      <w:r>
+        <w:t xml:space="preserve">applying the standard labor-related-share formula</w:t>
+      </w:r>
+      <w:r>
+        <w:t xml:space="preserve"> </w:t>
+      </w:r>
+      <w:r>
+        <w:t xml:space="preserve">with the actual 60% labor-related share finalized for the payment year.</w:t>
+      </w:r>
+      <w:r>
+        <w:rPr>
+          <w:vertAlign w:val="superscript"/>
+        </w:rPr>
+        <w:t xml:space="preserve">12</w:t>
+      </w:r>
+      <w:r>
+        <w:t xml:space="preserve"> </w:t>
+      </w:r>
+      <w:r>
+        <w:t xml:space="preserve">This geographic</w:t>
+      </w:r>
+      <w:r>
+        <w:t xml:space="preserve"> </w:t>
+      </w:r>
+      <w:r>
+        <w:t xml:space="preserve">analysis was kept deterministic rather than folded into the probabilistic</w:t>
+      </w:r>
+      <w:r>
+        <w:t xml:space="preserve"> </w:t>
+      </w:r>
+      <w:r>
+        <w:t xml:space="preserve">sensitivity analysis, since geographic variation is a question of whether</w:t>
+      </w:r>
+      <w:r>
+        <w:t xml:space="preserve"> </w:t>
+      </w:r>
+      <w:r>
+        <w:t xml:space="preserve">the conclusion generalizes to a different practice location rather than a</w:t>
+      </w:r>
+      <w:r>
+        <w:t xml:space="preserve"> </w:t>
+      </w:r>
+      <w:r>
+        <w:t xml:space="preserve">source of parameter uncertainty.</w:t>
+      </w:r>
+    </w:p>
+    <w:p>
+      <w:pPr>
+        <w:pStyle w:val="BodyText"/>
+      </w:pPr>
+      <w:r>
+        <w:t xml:space="preserve">We conducted two clinical-outcome sensitivity analyses, computed from the</w:t>
+      </w:r>
+      <w:r>
+        <w:t xml:space="preserve"> </w:t>
+      </w:r>
+      <w:r>
+        <w:t xml:space="preserve">same probabilistic-sensitivity draws as the cost outputs. First, we</w:t>
+      </w:r>
+      <w:r>
+        <w:t xml:space="preserve"> </w:t>
+      </w:r>
+      <w:r>
+        <w:t xml:space="preserve">estimated each strategy’s exposure to D&amp;C-related adverse events (a</w:t>
+      </w:r>
+      <w:r>
+        <w:t xml:space="preserve"> </w:t>
+      </w:r>
+      <w:r>
+        <w:t xml:space="preserve">composite of uterine perforation, cervical false passage, and severe</w:t>
+      </w:r>
+      <w:r>
+        <w:t xml:space="preserve"> </w:t>
+      </w:r>
+      <w:r>
+        <w:t xml:space="preserve">hemorrhage, pooled from a cohort of 5,359 nonobstetric D&amp;Cs)</w:t>
+      </w:r>
+      <w:r>
+        <w:rPr>
+          <w:vertAlign w:val="superscript"/>
+        </w:rPr>
+        <w:t xml:space="preserve">13</w:t>
+      </w:r>
+      <w:r>
+        <w:t xml:space="preserve"> </w:t>
+      </w:r>
+      <w:r>
+        <w:t xml:space="preserve">as a</w:t>
+      </w:r>
+      <w:r>
+        <w:t xml:space="preserve"> </w:t>
+      </w:r>
+      <w:r>
+        <w:t xml:space="preserve">function of that strategy’s probability of ultimately requiring D&amp;C, either</w:t>
+      </w:r>
+      <w:r>
+        <w:t xml:space="preserve"> </w:t>
+      </w:r>
+      <w:r>
+        <w:t xml:space="preserve">as the primary procedure or as a rescue procedure after a failed sampling</w:t>
+      </w:r>
+      <w:r>
+        <w:t xml:space="preserve"> </w:t>
+      </w:r>
+      <w:r>
+        <w:t xml:space="preserve">attempt. Second, we estimated each arm’s probability of a failed sampling</w:t>
+      </w:r>
+      <w:r>
+        <w:t xml:space="preserve"> </w:t>
+      </w:r>
+      <w:r>
+        <w:t xml:space="preserve">attempt going undiagnosed for cancer or precancer, combined with the</w:t>
+      </w:r>
+      <w:r>
+        <w:t xml:space="preserve"> </w:t>
+      </w:r>
+      <w:r>
+        <w:t xml:space="preserve">probability of cancer or precancer among women with a failed or insufficient</w:t>
+      </w:r>
+      <w:r>
+        <w:t xml:space="preserve"> </w:t>
+      </w:r>
+      <w:r>
+        <w:t xml:space="preserve">sample, drawn from a general (non-Lynch) postmenopausal-bleeding</w:t>
+      </w:r>
+      <w:r>
+        <w:t xml:space="preserve"> </w:t>
+      </w:r>
+      <w:r>
+        <w:t xml:space="preserve">meta-analysis.</w:t>
+      </w:r>
+      <w:r>
+        <w:rPr>
+          <w:vertAlign w:val="superscript"/>
+        </w:rPr>
+        <w:t xml:space="preserve">14</w:t>
+      </w:r>
+      <w:r>
+        <w:t xml:space="preserve"> </w:t>
+      </w:r>
+      <w:r>
+        <w:t xml:space="preserve">Under the repeat-attempt-or-D&amp;C structure described</w:t>
+      </w:r>
+      <w:r>
+        <w:t xml:space="preserve"> </w:t>
+      </w:r>
+      <w:r>
+        <w:t xml:space="preserve">above, the office arm’s failed attempts are accounted for entirely by</w:t>
+      </w:r>
+      <w:r>
+        <w:t xml:space="preserve"> </w:t>
+      </w:r>
+      <w:r>
+        <w:t xml:space="preserve">either a successful repeat or escalation to D&amp;C, leaving no probability</w:t>
+      </w:r>
+      <w:r>
+        <w:t xml:space="preserve"> </w:t>
+      </w:r>
+      <w:r>
+        <w:t xml:space="preserve">mass for a sample that is neither adequately resampled nor escalated; the</w:t>
+      </w:r>
+      <w:r>
+        <w:t xml:space="preserve"> </w:t>
+      </w:r>
+      <w:r>
+        <w:t xml:space="preserve">combined arm’s directly observed escalation rate similarly accounts for</w:t>
+      </w:r>
+      <w:r>
+        <w:t xml:space="preserve"> </w:t>
+      </w:r>
+      <w:r>
+        <w:t xml:space="preserve">essentially all combined-biopsy failures. Neither arm therefore retained an</w:t>
+      </w:r>
+      <w:r>
+        <w:t xml:space="preserve"> </w:t>
+      </w:r>
+      <w:r>
+        <w:t xml:space="preserve">estimable undiagnosed-failure probability under current evidence; this null</w:t>
+      </w:r>
+      <w:r>
+        <w:t xml:space="preserve"> </w:t>
+      </w:r>
+      <w:r>
+        <w:t xml:space="preserve">result, and what it does and does not imply, is addressed in the</w:t>
+      </w:r>
+      <w:r>
+        <w:t xml:space="preserve"> </w:t>
+      </w:r>
+      <w:r>
+        <w:t xml:space="preserve">Discussion.</w:t>
+      </w:r>
+    </w:p>
+    <w:p>
+      <w:pPr>
+        <w:pStyle w:val="BodyText"/>
+      </w:pPr>
+      <w:r>
+        <w:t xml:space="preserve">As a separate, deterministic check on the same equivalent-effectiveness</w:t>
+      </w:r>
+      <w:r>
+        <w:t xml:space="preserve"> </w:t>
+      </w:r>
+      <w:r>
+        <w:t xml:space="preserve">assumption, we also computed each strategy’s overall probability of</w:t>
+      </w:r>
+      <w:r>
+        <w:t xml:space="preserve"> </w:t>
+      </w:r>
+      <w:r>
+        <w:t xml:space="preserve">detecting a true cancer or endometrial hyperplasia, combining each arm’s</w:t>
+      </w:r>
+      <w:r>
+        <w:t xml:space="preserve"> </w:t>
+      </w:r>
+      <w:r>
+        <w:t xml:space="preserve">sampling-escalation probabilities with published Pipelle and D&amp;C</w:t>
+      </w:r>
+      <w:r>
+        <w:t xml:space="preserve"> </w:t>
+      </w:r>
+      <w:r>
+        <w:t xml:space="preserve">sensitivities from a general (non-Lynch) diagnostic-accuracy</w:t>
+      </w:r>
+      <w:r>
+        <w:t xml:space="preserve"> </w:t>
+      </w:r>
+      <w:r>
+        <w:t xml:space="preserve">meta-analysis.</w:t>
+      </w:r>
+      <w:r>
+        <w:rPr>
+          <w:vertAlign w:val="superscript"/>
+        </w:rPr>
+        <w:t xml:space="preserve">15</w:t>
+      </w:r>
+      <w:r>
+        <w:t xml:space="preserve"> </w:t>
+      </w:r>
+      <w:r>
+        <w:t xml:space="preserve">This calculation is a point estimate only, not</w:t>
+      </w:r>
+      <w:r>
+        <w:t xml:space="preserve"> </w:t>
+      </w:r>
+      <w:r>
+        <w:t xml:space="preserve">integrated into the probabilistic sensitivity analysis; see Discussion for</w:t>
+      </w:r>
+      <w:r>
+        <w:t xml:space="preserve"> </w:t>
+      </w:r>
+      <w:r>
+        <w:t xml:space="preserve">its limitations.</w:t>
+      </w:r>
+    </w:p>
+    <w:p>
+      <w:pPr>
+        <w:pStyle w:val="BodyText"/>
+      </w:pPr>
+      <w:r>
+        <w:t xml:space="preserve">As a lighter alternative to a full cost-utility analysis, we also</w:t>
+      </w:r>
+      <w:r>
+        <w:t xml:space="preserve"> </w:t>
+      </w:r>
+      <w:r>
+        <w:t xml:space="preserve">computed cost per additional true case detected between adjacent</w:t>
+      </w:r>
+      <w:r>
+        <w:t xml:space="preserve"> </w:t>
+      </w:r>
+      <w:r>
+        <w:t xml:space="preserve">strategies, combining costs with the detection probabilities above and</w:t>
+      </w:r>
+      <w:r>
+        <w:t xml:space="preserve"> </w:t>
+      </w:r>
+      <w:r>
+        <w:t xml:space="preserve">checking for dominance; also a point estimate, not PSA-integrated.</w:t>
+      </w:r>
+    </w:p>
+    <w:p>
+      <w:pPr>
+        <w:pStyle w:val="BodyText"/>
+      </w:pPr>
+      <w:r>
+        <w:t xml:space="preserve">As a supplementary societal-perspective check, we reintroduced patient</w:t>
+      </w:r>
+      <w:r>
+        <w:t xml:space="preserve"> </w:t>
+      </w:r>
+      <w:r>
+        <w:t xml:space="preserve">time and travel-time opportunity costs the base case excludes: each</w:t>
+      </w:r>
+      <w:r>
+        <w:t xml:space="preserve"> </w:t>
+      </w:r>
+      <w:r>
+        <w:t xml:space="preserve">strategy’s expected number of dedicated patient encounters (office or</w:t>
+      </w:r>
+      <w:r>
+        <w:t xml:space="preserve"> </w:t>
+      </w:r>
+      <w:r>
+        <w:t xml:space="preserve">preoperative visits, repeat visits, and D&amp;C’s own preoperative visit plus</w:t>
+      </w:r>
+      <w:r>
+        <w:t xml:space="preserve"> </w:t>
+      </w:r>
+      <w:r>
+        <w:t xml:space="preserve">procedure day, weighted by the same escalation probabilities) was valued</w:t>
+      </w:r>
+      <w:r>
+        <w:t xml:space="preserve"> </w:t>
+      </w:r>
+      <w:r>
+        <w:t xml:space="preserve">at a published average opportunity cost per ambulatory visit.</w:t>
       </w:r>
       <w:r>
         <w:rPr>
@@ -408,31 +1530,25 @@
         <w:t xml:space="preserve"> </w:t>
       </w:r>
       <w:r>
-        <w:t xml:space="preserve">guideline specifies timing and eligibility, not delivery method. Office</w:t>
-      </w:r>
-      <w:r>
-        <w:t xml:space="preserve"> </w:t>
-      </w:r>
-      <w:r>
-        <w:t xml:space="preserve">endometrial biopsy</w:t>
-      </w:r>
-      <w:r>
-        <w:t xml:space="preserve"> </w:t>
-      </w:r>
-      <w:r>
-        <w:t xml:space="preserve">is the standard sampling method but is frequently painful, requires a</w:t>
-      </w:r>
-      <w:r>
-        <w:t xml:space="preserve"> </w:t>
-      </w:r>
-      <w:r>
-        <w:t xml:space="preserve">dedicated clinic visit distinct from the surveillance colonoscopy, and can</w:t>
-      </w:r>
-      <w:r>
-        <w:t xml:space="preserve"> </w:t>
-      </w:r>
-      <w:r>
-        <w:t xml:space="preserve">fail to obtain an adequate specimen.</w:t>
+        <w:t xml:space="preserve">deterministic, non-PSA calculation values every encounter equally and</w:t>
+      </w:r>
+      <w:r>
+        <w:t xml:space="preserve"> </w:t>
+      </w:r>
+      <w:r>
+        <w:t xml:space="preserve">excludes travel expense and caregiver time (see Discussion); we also</w:t>
+      </w:r>
+      <w:r>
+        <w:t xml:space="preserve"> </w:t>
+      </w:r>
+      <w:r>
+        <w:t xml:space="preserve">report it under the existing scenario folding combined biopsy’s</w:t>
+      </w:r>
+      <w:r>
+        <w:t xml:space="preserve"> </w:t>
+      </w:r>
+      <w:r>
+        <w:t xml:space="preserve">preoperative visit into the colonoscopy day.</w:t>
       </w:r>
     </w:p>
     <w:p>
@@ -440,783 +1556,99 @@
         <w:pStyle w:val="BodyText"/>
       </w:pPr>
       <w:r>
-        <w:t xml:space="preserve">Performing endometrial biopsy during an already-scheduled surveillance</w:t>
-      </w:r>
-      <w:r>
-        <w:t xml:space="preserve"> </w:t>
-      </w:r>
-      <w:r>
-        <w:t xml:space="preserve">colonoscopy, under the sedation the colonoscopy already requires, has been</w:t>
-      </w:r>
-      <w:r>
-        <w:t xml:space="preserve"> </w:t>
-      </w:r>
-      <w:r>
-        <w:t xml:space="preserve">described as feasible and better tolerated than standalone office biopsy in</w:t>
-      </w:r>
-      <w:r>
-        <w:t xml:space="preserve"> </w:t>
-      </w:r>
-      <w:r>
-        <w:t xml:space="preserve">single-institution cohorts. What has not been established is whether this</w:t>
-      </w:r>
-      <w:r>
-        <w:t xml:space="preserve"> </w:t>
-      </w:r>
-      <w:r>
-        <w:t xml:space="preserve">combined approach is also less costly to the health system than the two</w:t>
-      </w:r>
-      <w:r>
-        <w:t xml:space="preserve"> </w:t>
-      </w:r>
-      <w:r>
-        <w:t xml:space="preserve">existing alternatives – standalone office biopsy or operative dilation and</w:t>
-      </w:r>
-      <w:r>
-        <w:t xml:space="preserve"> </w:t>
-      </w:r>
-      <w:r>
-        <w:t xml:space="preserve">curettage (D&amp;C) – once the full cost of an escalation to D&amp;C after a</w:t>
-      </w:r>
-      <w:r>
-        <w:t xml:space="preserve"> </w:t>
-      </w:r>
-      <w:r>
-        <w:t xml:space="preserve">failed sampling attempt is accounted for in each strategy. We built a</w:t>
-      </w:r>
-      <w:r>
-        <w:t xml:space="preserve"> </w:t>
-      </w:r>
-      <w:r>
-        <w:t xml:space="preserve">decision-analytic, cost-minimization model to estimate and compare the</w:t>
-      </w:r>
-      <w:r>
-        <w:t xml:space="preserve"> </w:t>
-      </w:r>
-      <w:r>
-        <w:t xml:space="preserve">health-system costs of these three strategies, and to test, rather than</w:t>
-      </w:r>
-      <w:r>
-        <w:t xml:space="preserve"> </w:t>
-      </w:r>
-      <w:r>
-        <w:t xml:space="preserve">assume, whether the model’s cost conclusion depends on the assumption of</w:t>
-      </w:r>
-      <w:r>
-        <w:t xml:space="preserve"> </w:t>
-      </w:r>
-      <w:r>
-        <w:t xml:space="preserve">equivalent diagnostic effectiveness across strategies, on Medicare-derived</w:t>
-      </w:r>
-      <w:r>
-        <w:t xml:space="preserve"> </w:t>
-      </w:r>
-      <w:r>
-        <w:t xml:space="preserve">parameter uncertainty, or on practice location.</w:t>
-      </w:r>
-    </w:p>
-    <w:bookmarkEnd w:id="10"/>
-    <w:bookmarkStart w:id="11" w:name="methods"/>
-    <w:p>
-      <w:pPr>
-        <w:pStyle w:val="Heading2"/>
-      </w:pPr>
-      <w:r>
-        <w:t xml:space="preserve">Methods</w:t>
-      </w:r>
-    </w:p>
-    <w:p>
-      <w:pPr>
-        <w:pStyle w:val="FirstParagraph"/>
-      </w:pPr>
-      <w:r>
-        <w:t xml:space="preserve">We conducted a cost-minimization analysis comparing three strategies for</w:t>
-      </w:r>
-      <w:r>
-        <w:t xml:space="preserve"> </w:t>
-      </w:r>
-      <w:r>
-        <w:t xml:space="preserve">endometrial cancer surveillance in adult women with Lynch syndrome who are</w:t>
-      </w:r>
-      <w:r>
-        <w:t xml:space="preserve"> </w:t>
-      </w:r>
-      <w:r>
-        <w:t xml:space="preserve">candidates for gynecologic surveillance and have an already-scheduled</w:t>
-      </w:r>
-      <w:r>
-        <w:t xml:space="preserve"> </w:t>
-      </w:r>
-      <w:r>
-        <w:t xml:space="preserve">surveillance colonoscopy: standalone office endometrial biopsy, operative</w:t>
-      </w:r>
-      <w:r>
-        <w:t xml:space="preserve"> </w:t>
-      </w:r>
-      <w:r>
-        <w:t xml:space="preserve">dilation and curettage (D&amp;C), and endometrial biopsy performed during that</w:t>
-      </w:r>
-      <w:r>
-        <w:t xml:space="preserve"> </w:t>
-      </w:r>
-      <w:r>
-        <w:t xml:space="preserve">colonoscopy (combined biopsy). Transvaginal ultrasound was not modeled as a</w:t>
-      </w:r>
-      <w:r>
-        <w:t xml:space="preserve"> </w:t>
-      </w:r>
-      <w:r>
-        <w:t xml:space="preserve">fourth comparator: NCCN’s own guideline states that transvaginal ultrasound</w:t>
-      </w:r>
-      <w:r>
-        <w:t xml:space="preserve"> </w:t>
-      </w:r>
-      <w:r>
-        <w:t xml:space="preserve">has not been shown to have sufficient sensitivity or specificity to support</w:t>
-      </w:r>
-      <w:r>
-        <w:t xml:space="preserve"> </w:t>
-      </w:r>
-      <w:r>
-        <w:t xml:space="preserve">a screening recommendation in this population, in contrast to endometrial</w:t>
-      </w:r>
-      <w:r>
-        <w:t xml:space="preserve"> </w:t>
-      </w:r>
-      <w:r>
-        <w:t xml:space="preserve">biopsy.</w:t>
+        <w:t xml:space="preserve">The geographic sensitivity analysis characterizes setting-level</w:t>
+      </w:r>
+      <w:r>
+        <w:t xml:space="preserve"> </w:t>
+      </w:r>
+      <w:r>
+        <w:t xml:space="preserve">heterogeneity (how the base-case conclusion varies by practice location),</w:t>
+      </w:r>
+      <w:r>
+        <w:t xml:space="preserve"> </w:t>
+      </w:r>
+      <w:r>
+        <w:t xml:space="preserve">not patient-level heterogeneity: the model does not stratify results by</w:t>
+      </w:r>
+      <w:r>
+        <w:t xml:space="preserve"> </w:t>
+      </w:r>
+      <w:r>
+        <w:t xml:space="preserve">age, genotype, menopausal status, or other individual characteristics.</w:t>
+      </w:r>
+      <w:r>
+        <w:t xml:space="preserve"> </w:t>
+      </w:r>
+      <w:r>
+        <w:t xml:space="preserve">Distributional or equity effects (e.g., differential access or affordability</w:t>
+      </w:r>
+      <w:r>
+        <w:t xml:space="preserve"> </w:t>
+      </w:r>
+      <w:r>
+        <w:t xml:space="preserve">across patient subgroups) were outside this analysis’s scope. Structural</w:t>
+      </w:r>
+      <w:r>
+        <w:t xml:space="preserve"> </w:t>
+      </w:r>
+      <w:r>
+        <w:t xml:space="preserve">modeling assumptions describing clinical workflow (e.g., whether the</w:t>
+      </w:r>
+      <w:r>
+        <w:t xml:space="preserve"> </w:t>
+      </w:r>
+      <w:r>
+        <w:t xml:space="preserve">combined arm requires a separate preoperative office visit) were informed</w:t>
+      </w:r>
+      <w:r>
+        <w:t xml:space="preserve"> </w:t>
+      </w:r>
+      <w:r>
+        <w:t xml:space="preserve">by clinician-investigator practice experience; no formal patient or public</w:t>
+      </w:r>
+      <w:r>
+        <w:t xml:space="preserve"> </w:t>
+      </w:r>
+      <w:r>
+        <w:t xml:space="preserve">engagement process was undertaken.</w:t>
+      </w:r>
+    </w:p>
+    <w:p>
+      <w:pPr>
+        <w:pStyle w:val="BodyText"/>
+      </w:pPr>
+      <w:r>
+        <w:t xml:space="preserve">We compared the model’s cost estimates against three independently</w:t>
+      </w:r>
+      <w:r>
+        <w:t xml:space="preserve"> </w:t>
+      </w:r>
+      <w:r>
+        <w:t xml:space="preserve">published analyses as a validation check: a historical office-biopsy cost</w:t>
+      </w:r>
+      <w:r>
+        <w:t xml:space="preserve"> </w:t>
+      </w:r>
+      <w:r>
+        <w:t xml:space="preserve">anchor,</w:t>
       </w:r>
       <w:r>
         <w:rPr>
           <w:vertAlign w:val="superscript"/>
         </w:rPr>
-        <w:t xml:space="preserve">16</w:t>
-      </w:r>
-    </w:p>
-    <w:p>
-      <w:pPr>
-        <w:pStyle w:val="BodyText"/>
-      </w:pPr>
-      <w:r>
-        <w:t xml:space="preserve">Age, genotype, menopausal status, and prior</w:t>
-      </w:r>
-      <w:r>
-        <w:t xml:space="preserve"> </w:t>
-      </w:r>
-      <w:r>
-        <w:t xml:space="preserve">biopsy history were not modeled separately; the model represents a single</w:t>
-      </w:r>
-      <w:r>
-        <w:t xml:space="preserve"> </w:t>
-      </w:r>
-      <w:r>
-        <w:t xml:space="preserve">surveillance episode rather than a specific patient subgroup. No</w:t>
-      </w:r>
-      <w:r>
-        <w:t xml:space="preserve"> </w:t>
-      </w:r>
-      <w:r>
-        <w:t xml:space="preserve">prespecified health economic analysis plan was registered before the</w:t>
-      </w:r>
-      <w:r>
-        <w:t xml:space="preserve"> </w:t>
-      </w:r>
-      <w:r>
-        <w:t xml:space="preserve">analysis began; complete parameter-level sourcing is provided as</w:t>
-      </w:r>
-      <w:r>
-        <w:t xml:space="preserve"> </w:t>
-      </w:r>
-      <w:r>
-        <w:t xml:space="preserve">supplementary material.</w:t>
-      </w:r>
-    </w:p>
-    <w:p>
-      <w:pPr>
-        <w:pStyle w:val="BodyText"/>
-      </w:pPr>
-      <w:r>
-        <w:t xml:space="preserve">The analysis took a U.S. healthcare-sector perspective. Healthcare resources</w:t>
-      </w:r>
-      <w:r>
-        <w:t xml:space="preserve"> </w:t>
-      </w:r>
-      <w:r>
-        <w:t xml:space="preserve">were valued primarily using Medicare allowed amounts (the Physician Fee</w:t>
-      </w:r>
-      <w:r>
-        <w:t xml:space="preserve"> </w:t>
-      </w:r>
-      <w:r>
-        <w:t xml:space="preserve">Schedule and the Physician &amp; Other Practitioners by Provider and Service</w:t>
-      </w:r>
-      <w:r>
-        <w:t xml:space="preserve"> </w:t>
-      </w:r>
-      <w:r>
-        <w:t xml:space="preserve">Public Use Files),</w:t>
-      </w:r>
-      <w:r>
-        <w:rPr>
-          <w:vertAlign w:val="superscript"/>
-        </w:rPr>
-        <w:t xml:space="preserve">6</w:t>
-      </w:r>
-      <w:r>
-        <w:t xml:space="preserve"> </w:t>
-      </w:r>
-      <w:r>
-        <w:t xml:space="preserve">supplemented by published resource-cost estimates for</w:t>
-      </w:r>
-      <w:r>
-        <w:t xml:space="preserve"> </w:t>
-      </w:r>
-      <w:r>
-        <w:t xml:space="preserve">services not separately reimbursed, such as incremental procedure-room and</w:t>
-      </w:r>
-      <w:r>
-        <w:t xml:space="preserve"> </w:t>
-      </w:r>
-      <w:r>
-        <w:t xml:space="preserve">anesthesia time and scheduling-coordination labor. Patient time,</w:t>
-      </w:r>
-      <w:r>
-        <w:t xml:space="preserve"> </w:t>
-      </w:r>
-      <w:r>
-        <w:t xml:space="preserve">transportation, lost productivity, and other nonmedical costs were excluded.</w:t>
-      </w:r>
-      <w:r>
-        <w:t xml:space="preserve"> </w:t>
-      </w:r>
-      <w:r>
-        <w:t xml:space="preserve">All costs are reported in 2026 U.S. dollars; costs originally reported in an</w:t>
-      </w:r>
-      <w:r>
-        <w:t xml:space="preserve"> </w:t>
-      </w:r>
-      <w:r>
-        <w:t xml:space="preserve">earlier year were inflation-adjusted using the Bureau of Labor Statistics</w:t>
-      </w:r>
-      <w:r>
-        <w:t xml:space="preserve"> </w:t>
-      </w:r>
-      <w:r>
-        <w:t xml:space="preserve">Consumer Price Index for Medical Care. The analytic horizon was a single endometrial-surveillance episode: the</w:t>
-      </w:r>
-      <w:r>
-        <w:t xml:space="preserve"> </w:t>
-      </w:r>
-      <w:r>
-        <w:t xml:space="preserve">initial sampling strategy through any rescue D&amp;C after an unsuccessful</w:t>
-      </w:r>
-      <w:r>
-        <w:t xml:space="preserve"> </w:t>
-      </w:r>
-      <w:r>
-        <w:t xml:space="preserve">attempt; costs beyond resolution of that episode were not included. Because the horizon was less than one year,</w:t>
-      </w:r>
-      <w:r>
-        <w:t xml:space="preserve"> </w:t>
-      </w:r>
-      <w:r>
-        <w:t xml:space="preserve">costs were not discounted.</w:t>
-      </w:r>
-    </w:p>
-    <w:p>
-      <w:pPr>
-        <w:pStyle w:val="BodyText"/>
-      </w:pPr>
-      <w:r>
-        <w:t xml:space="preserve">Total expected cost per patient was the primary outcome, selected because</w:t>
-      </w:r>
-      <w:r>
-        <w:t xml:space="preserve"> </w:t>
-      </w:r>
-      <w:r>
-        <w:t xml:space="preserve">the decision this model addresses – which sampling strategy a program</w:t>
-      </w:r>
-      <w:r>
-        <w:t xml:space="preserve"> </w:t>
-      </w:r>
-      <w:r>
-        <w:t xml:space="preserve">should adopt – is, in the base case, a cost-minimization question:</w:t>
-      </w:r>
-      <w:r>
-        <w:t xml:space="preserve"> </w:t>
-      </w:r>
-      <w:r>
-        <w:t xml:space="preserve">cost-minimization assumes equivalent clinical effectiveness across</w:t>
-      </w:r>
-      <w:r>
-        <w:t xml:space="preserve"> </w:t>
-      </w:r>
-      <w:r>
-        <w:t xml:space="preserve">strategies, specifically that an adequate endometrial specimen provides</w:t>
-      </w:r>
-      <w:r>
-        <w:t xml:space="preserve"> </w:t>
-      </w:r>
-      <w:r>
-        <w:t xml:space="preserve">equivalent diagnostic information regardless of which strategy obtained it.</w:t>
-      </w:r>
-      <w:r>
-        <w:t xml:space="preserve"> </w:t>
-      </w:r>
-      <w:r>
-        <w:t xml:space="preserve">We did not extend the base case to a full cost-effectiveness or</w:t>
-      </w:r>
-      <w:r>
-        <w:t xml:space="preserve"> </w:t>
-      </w:r>
-      <w:r>
-        <w:t xml:space="preserve">cost-utility analysis (no quality-adjusted life-year axis,</w:t>
-      </w:r>
-      <w:r>
-        <w:t xml:space="preserve"> </w:t>
-      </w:r>
-      <w:r>
-        <w:t xml:space="preserve">willingness-to-pay threshold, or efficiency frontier). Instead, we selected</w:t>
-      </w:r>
-      <w:r>
-        <w:t xml:space="preserve"> </w:t>
-      </w:r>
-      <w:r>
-        <w:t xml:space="preserve">two secondary outcomes – D&amp;C-related adverse-event exposure and</w:t>
-      </w:r>
-      <w:r>
-        <w:t xml:space="preserve"> </w:t>
-      </w:r>
-      <w:r>
-        <w:t xml:space="preserve">delayed-neoplasia probability – to test, rather than assume, this</w:t>
-      </w:r>
-      <w:r>
-        <w:t xml:space="preserve"> </w:t>
-      </w:r>
-      <w:r>
-        <w:t xml:space="preserve">equivalence (described below), both reported as event counts per 1,000</w:t>
-      </w:r>
-      <w:r>
-        <w:t xml:space="preserve"> </w:t>
-      </w:r>
-      <w:r>
-        <w:t xml:space="preserve">patients rather than converted to a utility, quality-adjusted life-year, or</w:t>
-      </w:r>
-      <w:r>
-        <w:t xml:space="preserve"> </w:t>
-      </w:r>
-      <w:r>
-        <w:t xml:space="preserve">monetary value.</w:t>
-      </w:r>
-    </w:p>
-    <w:p>
-      <w:pPr>
-        <w:pStyle w:val="BodyText"/>
-      </w:pPr>
-      <w:r>
-        <w:t xml:space="preserve">Each strategy was modeled as a one-step decision tree: an initial sampling</w:t>
-      </w:r>
-      <w:r>
-        <w:t xml:space="preserve"> </w:t>
-      </w:r>
-      <w:r>
-        <w:t xml:space="preserve">attempt, which either succeeds or fails and escalates to operative D&amp;C. D&amp;C</w:t>
-      </w:r>
-      <w:r>
-        <w:t xml:space="preserve"> </w:t>
-      </w:r>
-      <w:r>
-        <w:t xml:space="preserve">itself was modeled as a deterministic reference arm with no escalation</w:t>
-      </w:r>
-      <w:r>
-        <w:t xml:space="preserve"> </w:t>
-      </w:r>
-      <w:r>
-        <w:t xml:space="preserve">branch of its own in the base case; its cost also includes a partial</w:t>
-      </w:r>
-      <w:r>
-        <w:t xml:space="preserve"> </w:t>
-      </w:r>
-      <w:r>
-        <w:t xml:space="preserve">expected cost for uterine perforation, restricted to the one management</w:t>
-      </w:r>
-      <w:r>
-        <w:t xml:space="preserve"> </w:t>
-      </w:r>
-      <w:r>
-        <w:t xml:space="preserve">pathway (diagnostic laparoscopy) with a cost fully traceable to current</w:t>
-      </w:r>
-      <w:r>
-        <w:t xml:space="preserve"> </w:t>
-      </w:r>
-      <w:r>
-        <w:t xml:space="preserve">Medicare payment data,</w:t>
-      </w:r>
-      <w:r>
-        <w:rPr>
-          <w:vertAlign w:val="superscript"/>
-        </w:rPr>
-        <w:t xml:space="preserve">6,7</w:t>
-      </w:r>
-      <w:r>
-        <w:t xml:space="preserve"> </w:t>
-      </w:r>
-      <w:r>
-        <w:t xml:space="preserve">weighted by that pathway’s observed probability</w:t>
-      </w:r>
-      <w:r>
-        <w:t xml:space="preserve"> </w:t>
-      </w:r>
-      <w:r>
-        <w:t xml:space="preserve">in an independent cohort study of postperforation management.</w:t>
-      </w:r>
-      <w:r>
-        <w:rPr>
-          <w:vertAlign w:val="superscript"/>
-        </w:rPr>
-        <w:t xml:space="preserve">14</w:t>
-      </w:r>
-      <w:r>
-        <w:t xml:space="preserve"> </w:t>
-      </w:r>
-      <w:r>
-        <w:t xml:space="preserve">See</w:t>
-      </w:r>
-      <w:r>
-        <w:t xml:space="preserve"> </w:t>
-      </w:r>
-      <w:r>
-        <w:t xml:space="preserve">Discussion for what this deliberately excludes. The combined-biopsy arm was modeled</w:t>
-      </w:r>
-      <w:r>
-        <w:t xml:space="preserve"> </w:t>
-      </w:r>
-      <w:r>
-        <w:t xml:space="preserve">under an incremental-cost principle: because the patient is assumed to be</w:t>
-      </w:r>
-      <w:r>
-        <w:t xml:space="preserve"> </w:t>
-      </w:r>
-      <w:r>
-        <w:t xml:space="preserve">undergoing the colonoscopy regardless of whether biopsy is added, no</w:t>
-      </w:r>
-      <w:r>
-        <w:t xml:space="preserve"> </w:t>
-      </w:r>
-      <w:r>
-        <w:t xml:space="preserve">colonoscopy base cost, gastroenterology fee, or baseline sedation cost</w:t>
-      </w:r>
-      <w:r>
-        <w:t xml:space="preserve"> </w:t>
-      </w:r>
-      <w:r>
-        <w:t xml:space="preserve">was charged; only incremental costs were included.</w:t>
-      </w:r>
-    </w:p>
-    <w:p>
-      <w:pPr>
-        <w:pStyle w:val="BodyText"/>
-      </w:pPr>
-      <w:r>
-        <w:t xml:space="preserve">Clinical probabilities were drawn preferentially from Lynch-syndrome-specific</w:t>
-      </w:r>
-      <w:r>
-        <w:t xml:space="preserve"> </w:t>
-      </w:r>
-      <w:r>
-        <w:t xml:space="preserve">literature. The office biopsy failure probability was pooled from three</w:t>
-      </w:r>
-      <w:r>
-        <w:t xml:space="preserve"> </w:t>
-      </w:r>
-      <w:r>
-        <w:t xml:space="preserve">studies confirmed genuinely specific to the Pipelle device by direct</w:t>
-      </w:r>
-      <w:r>
-        <w:t xml:space="preserve"> </w:t>
-      </w:r>
-      <w:r>
-        <w:t xml:space="preserve">full-text verification (22 of 166 attempts, 13.3%).</w:t>
-      </w:r>
-      <w:r>
-        <w:rPr>
-          <w:vertAlign w:val="superscript"/>
-        </w:rPr>
-        <w:t xml:space="preserve">1-3</w:t>
-      </w:r>
-      <w:r>
-        <w:t xml:space="preserve"> </w:t>
-      </w:r>
-      <w:r>
-        <w:t xml:space="preserve">After a failed</w:t>
-      </w:r>
-      <w:r>
-        <w:t xml:space="preserve"> </w:t>
-      </w:r>
-      <w:r>
-        <w:t xml:space="preserve">office attempt, we modeled two pathways rather than assuming universal</w:t>
-      </w:r>
-      <w:r>
-        <w:t xml:space="preserve"> </w:t>
-      </w:r>
-      <w:r>
-        <w:t xml:space="preserve">escalation to D&amp;C: a repeat office attempt, estimated to occur in 5% of</w:t>
-      </w:r>
-      <w:r>
-        <w:t xml:space="preserve"> </w:t>
-      </w:r>
-      <w:r>
-        <w:t xml:space="preserve">failures based on a Pipelle decision-tree model’s expert clinical</w:t>
-      </w:r>
-      <w:r>
-        <w:t xml:space="preserve"> </w:t>
-      </w:r>
-      <w:r>
-        <w:t xml:space="preserve">estimate,</w:t>
-      </w:r>
-      <w:r>
-        <w:rPr>
-          <w:vertAlign w:val="superscript"/>
-        </w:rPr>
-        <w:t xml:space="preserve">12</w:t>
-      </w:r>
-      <w:r>
-        <w:t xml:space="preserve"> </w:t>
-      </w:r>
-      <w:r>
-        <w:t xml:space="preserve">succeeding 75% of the time based on a separate, much larger</w:t>
-      </w:r>
-      <w:r>
-        <w:t xml:space="preserve"> </w:t>
-      </w:r>
-      <w:r>
-        <w:t xml:space="preserve">cohort of patients with an insufficient endometrial sample,</w:t>
-      </w:r>
-      <w:r>
-        <w:rPr>
-          <w:vertAlign w:val="superscript"/>
-        </w:rPr>
-        <w:t xml:space="preserve">15</w:t>
-      </w:r>
-      <w:r>
-        <w:t xml:space="preserve"> </w:t>
-      </w:r>
-      <w:r>
-        <w:t xml:space="preserve">or direct</w:t>
-      </w:r>
-      <w:r>
-        <w:t xml:space="preserve"> </w:t>
-      </w:r>
-      <w:r>
-        <w:t xml:space="preserve">escalation to D&amp;C. The</w:t>
-      </w:r>
-      <w:r>
-        <w:t xml:space="preserve"> </w:t>
-      </w:r>
-      <w:r>
-        <w:t xml:space="preserve">combined-arm probability of escalation to D&amp;C was the directly observed rate</w:t>
-      </w:r>
-      <w:r>
-        <w:t xml:space="preserve"> </w:t>
-      </w:r>
-      <w:r>
-        <w:t xml:space="preserve">from a 10.5-year, 111-visit combined-screening cohort (2 of 111 visits,</w:t>
-      </w:r>
-      <w:r>
-        <w:t xml:space="preserve"> </w:t>
-      </w:r>
-      <w:r>
-        <w:t xml:space="preserve">1.8%).</w:t>
-      </w:r>
-      <w:r>
-        <w:rPr>
-          <w:vertAlign w:val="superscript"/>
-        </w:rPr>
-        <w:t xml:space="preserve">4</w:t>
-      </w:r>
-      <w:r>
-        <w:t xml:space="preserve"> </w:t>
-      </w:r>
-      <w:r>
-        <w:t xml:space="preserve">The combined arm’s incremental procedure time (median 5 minutes,</w:t>
-      </w:r>
-      <w:r>
-        <w:t xml:space="preserve"> </w:t>
-      </w:r>
-      <w:r>
-        <w:t xml:space="preserve">range 1-12 minutes) and incremental anesthesia requirement (no increase in</w:t>
-      </w:r>
-      <w:r>
-        <w:t xml:space="preserve"> </w:t>
-      </w:r>
-      <w:r>
-        <w:t xml:space="preserve">dosing) were drawn from a prospective feasibility study of the combined</w:t>
-      </w:r>
-      <w:r>
-        <w:t xml:space="preserve"> </w:t>
-      </w:r>
-      <w:r>
-        <w:t xml:space="preserve">procedure.</w:t>
-      </w:r>
-      <w:r>
-        <w:rPr>
-          <w:vertAlign w:val="superscript"/>
-        </w:rPr>
-        <w:t xml:space="preserve">5</w:t>
-      </w:r>
-    </w:p>
-    <w:p>
-      <w:pPr>
-        <w:pStyle w:val="BodyText"/>
-      </w:pPr>
-      <w:r>
-        <w:t xml:space="preserve">We conducted five complementary sensitivity analyses: deterministic</w:t>
-      </w:r>
-      <w:r>
-        <w:t xml:space="preserve"> </w:t>
-      </w:r>
-      <w:r>
-        <w:t xml:space="preserve">one-way sensitivity analysis, varying ten parameters individually across</w:t>
-      </w:r>
-      <w:r>
-        <w:t xml:space="preserve"> </w:t>
-      </w:r>
-      <w:r>
-        <w:t xml:space="preserve">low/high bounds; probabilistic sensitivity analysis, drawing 1,000 Monte</w:t>
-      </w:r>
-      <w:r>
-        <w:t xml:space="preserve"> </w:t>
-      </w:r>
-      <w:r>
-        <w:t xml:space="preserve">Carlo samples from distributions matched to evidence type (beta for</w:t>
-      </w:r>
-      <w:r>
-        <w:t xml:space="preserve"> </w:t>
-      </w:r>
-      <w:r>
-        <w:t xml:space="preserve">probabilities, gamma for costs, triangular for plausibility ranges);</w:t>
-      </w:r>
-      <w:r>
-        <w:t xml:space="preserve"> </w:t>
-      </w:r>
-      <w:r>
-        <w:t xml:space="preserve">threshold analysis, solving for the parameter value at which combined</w:t>
-      </w:r>
-      <w:r>
-        <w:t xml:space="preserve"> </w:t>
-      </w:r>
-      <w:r>
-        <w:t xml:space="preserve">biopsy’s cost advantage over office biopsy would be lost; scenario</w:t>
-      </w:r>
-      <w:r>
-        <w:t xml:space="preserve"> </w:t>
-      </w:r>
-      <w:r>
-        <w:t xml:space="preserve">analysis, modeling illustrative Medicaid/commercial reimbursement and an</w:t>
-      </w:r>
-      <w:r>
-        <w:t xml:space="preserve"> </w:t>
-      </w:r>
-      <w:r>
-        <w:t xml:space="preserve">alternative combined-arm preoperative-visit assumption; and budget-impact</w:t>
-      </w:r>
-      <w:r>
-        <w:t xml:space="preserve"> </w:t>
-      </w:r>
-      <w:r>
-        <w:t xml:space="preserve">analysis, projecting annualized savings across illustrative cohort</w:t>
-      </w:r>
-      <w:r>
-        <w:t xml:space="preserve"> </w:t>
-      </w:r>
-      <w:r>
-        <w:t xml:space="preserve">sizes.</w:t>
-      </w:r>
-    </w:p>
-    <w:p>
-      <w:pPr>
-        <w:pStyle w:val="BodyText"/>
-      </w:pPr>
-      <w:r>
-        <w:t xml:space="preserve">To test whether the base-case conclusion depends on national-average</w:t>
-      </w:r>
-      <w:r>
-        <w:t xml:space="preserve"> </w:t>
-      </w:r>
-      <w:r>
-        <w:t xml:space="preserve">Medicare pricing, we re-priced all three strategies at four localities: the</w:t>
-      </w:r>
-      <w:r>
-        <w:t xml:space="preserve"> </w:t>
-      </w:r>
-      <w:r>
-        <w:t xml:space="preserve">national average, a mid-cost state, a low-cost locality, and a high-cost</w:t>
-      </w:r>
-      <w:r>
-        <w:t xml:space="preserve"> </w:t>
-      </w:r>
-      <w:r>
-        <w:t xml:space="preserve">locality. Professional-fee components were adjusted using the Medicare</w:t>
-      </w:r>
-      <w:r>
-        <w:t xml:space="preserve"> </w:t>
-      </w:r>
-      <w:r>
-        <w:t xml:space="preserve">Geographic Practice Cost Index, applying the standard RVU-weighted</w:t>
-      </w:r>
-      <w:r>
-        <w:t xml:space="preserve"> </w:t>
-      </w:r>
-      <w:r>
-        <w:t xml:space="preserve">relative-value formula for the relevant procedure code and setting.</w:t>
-      </w:r>
-      <w:r>
-        <w:rPr>
-          <w:vertAlign w:val="superscript"/>
-        </w:rPr>
-        <w:t xml:space="preserve">6</w:t>
-      </w:r>
-      <w:r>
-        <w:t xml:space="preserve"> </w:t>
-      </w:r>
-      <w:r>
-        <w:t xml:space="preserve">The</w:t>
-      </w:r>
-      <w:r>
-        <w:t xml:space="preserve"> </w:t>
-      </w:r>
-      <w:r>
-        <w:t xml:space="preserve">D&amp;C facility fee was adjusted using the real Hospital Outpatient</w:t>
-      </w:r>
-      <w:r>
-        <w:t xml:space="preserve"> </w:t>
-      </w:r>
-      <w:r>
-        <w:t xml:space="preserve">Prospective Payment System wage index for the relevant core-based</w:t>
-      </w:r>
-      <w:r>
-        <w:t xml:space="preserve"> </w:t>
-      </w:r>
-      <w:r>
-        <w:t xml:space="preserve">statistical area,</w:t>
-      </w:r>
-      <w:r>
-        <w:rPr>
-          <w:vertAlign w:val="superscript"/>
-        </w:rPr>
-        <w:t xml:space="preserve">7</w:t>
-      </w:r>
-      <w:r>
-        <w:t xml:space="preserve"> </w:t>
-      </w:r>
-      <w:r>
-        <w:t xml:space="preserve">applying the standard labor-related-share formula</w:t>
-      </w:r>
-      <w:r>
-        <w:t xml:space="preserve"> </w:t>
-      </w:r>
-      <w:r>
-        <w:t xml:space="preserve">with the actual 60% labor-related share finalized for the payment year.</w:t>
+        <w:t xml:space="preserve">17</w:t>
+      </w:r>
+      <w:r>
+        <w:t xml:space="preserve"> </w:t>
+      </w:r>
+      <w:r>
+        <w:t xml:space="preserve">a Medicare-payer-perspective decision-tree comparing Pipelle</w:t>
+      </w:r>
+      <w:r>
+        <w:t xml:space="preserve"> </w:t>
+      </w:r>
+      <w:r>
+        <w:t xml:space="preserve">sampling and D&amp;C,</w:t>
       </w:r>
       <w:r>
         <w:rPr>
@@ -1228,303 +1660,13 @@
         <w:t xml:space="preserve"> </w:t>
       </w:r>
       <w:r>
-        <w:t xml:space="preserve">This geographic</w:t>
-      </w:r>
-      <w:r>
-        <w:t xml:space="preserve"> </w:t>
-      </w:r>
-      <w:r>
-        <w:t xml:space="preserve">analysis was kept deterministic rather than folded into the probabilistic</w:t>
-      </w:r>
-      <w:r>
-        <w:t xml:space="preserve"> </w:t>
-      </w:r>
-      <w:r>
-        <w:t xml:space="preserve">sensitivity analysis, since geographic variation is a question of whether</w:t>
-      </w:r>
-      <w:r>
-        <w:t xml:space="preserve"> </w:t>
-      </w:r>
-      <w:r>
-        <w:t xml:space="preserve">the conclusion generalizes to a different practice location rather than a</w:t>
-      </w:r>
-      <w:r>
-        <w:t xml:space="preserve"> </w:t>
-      </w:r>
-      <w:r>
-        <w:t xml:space="preserve">source of parameter uncertainty.</w:t>
-      </w:r>
-    </w:p>
-    <w:p>
-      <w:pPr>
-        <w:pStyle w:val="BodyText"/>
-      </w:pPr>
-      <w:r>
-        <w:t xml:space="preserve">We conducted two clinical-outcome sensitivity analyses, computed from the</w:t>
-      </w:r>
-      <w:r>
-        <w:t xml:space="preserve"> </w:t>
-      </w:r>
-      <w:r>
-        <w:t xml:space="preserve">same probabilistic-sensitivity draws as the cost outputs. First, we</w:t>
-      </w:r>
-      <w:r>
-        <w:t xml:space="preserve"> </w:t>
-      </w:r>
-      <w:r>
-        <w:t xml:space="preserve">estimated each strategy’s exposure to D&amp;C-related adverse events (a</w:t>
-      </w:r>
-      <w:r>
-        <w:t xml:space="preserve"> </w:t>
-      </w:r>
-      <w:r>
-        <w:t xml:space="preserve">composite of uterine perforation, cervical false passage, and severe</w:t>
-      </w:r>
-      <w:r>
-        <w:t xml:space="preserve"> </w:t>
-      </w:r>
-      <w:r>
-        <w:t xml:space="preserve">hemorrhage, pooled from a cohort of 5,359 nonobstetric D&amp;Cs)</w:t>
-      </w:r>
-      <w:r>
-        <w:rPr>
-          <w:vertAlign w:val="superscript"/>
-        </w:rPr>
-        <w:t xml:space="preserve">9</w:t>
-      </w:r>
-      <w:r>
-        <w:t xml:space="preserve"> </w:t>
-      </w:r>
-      <w:r>
-        <w:t xml:space="preserve">as a</w:t>
-      </w:r>
-      <w:r>
-        <w:t xml:space="preserve"> </w:t>
-      </w:r>
-      <w:r>
-        <w:t xml:space="preserve">function of that strategy’s probability of ultimately requiring D&amp;C, either</w:t>
-      </w:r>
-      <w:r>
-        <w:t xml:space="preserve"> </w:t>
-      </w:r>
-      <w:r>
-        <w:t xml:space="preserve">as the primary procedure or as a rescue procedure after a failed sampling</w:t>
-      </w:r>
-      <w:r>
-        <w:t xml:space="preserve"> </w:t>
-      </w:r>
-      <w:r>
-        <w:t xml:space="preserve">attempt. Second, we estimated each arm’s probability of a failed sampling</w:t>
-      </w:r>
-      <w:r>
-        <w:t xml:space="preserve"> </w:t>
-      </w:r>
-      <w:r>
-        <w:t xml:space="preserve">attempt going undiagnosed for cancer or precancer, combined with the</w:t>
-      </w:r>
-      <w:r>
-        <w:t xml:space="preserve"> </w:t>
-      </w:r>
-      <w:r>
-        <w:t xml:space="preserve">probability of cancer or precancer among women with a failed or insufficient</w:t>
-      </w:r>
-      <w:r>
-        <w:t xml:space="preserve"> </w:t>
-      </w:r>
-      <w:r>
-        <w:t xml:space="preserve">sample, drawn from a general (non-Lynch) postmenopausal-bleeding</w:t>
-      </w:r>
-      <w:r>
-        <w:t xml:space="preserve"> </w:t>
-      </w:r>
-      <w:r>
-        <w:t xml:space="preserve">meta-analysis.</w:t>
-      </w:r>
-      <w:r>
-        <w:rPr>
-          <w:vertAlign w:val="superscript"/>
-        </w:rPr>
-        <w:t xml:space="preserve">10</w:t>
-      </w:r>
-      <w:r>
-        <w:t xml:space="preserve"> </w:t>
-      </w:r>
-      <w:r>
-        <w:t xml:space="preserve">Under the repeat-attempt-or-D&amp;C structure described</w:t>
-      </w:r>
-      <w:r>
-        <w:t xml:space="preserve"> </w:t>
-      </w:r>
-      <w:r>
-        <w:t xml:space="preserve">above, the office arm’s failed attempts are accounted for entirely by</w:t>
-      </w:r>
-      <w:r>
-        <w:t xml:space="preserve"> </w:t>
-      </w:r>
-      <w:r>
-        <w:t xml:space="preserve">either a successful repeat or escalation to D&amp;C, leaving no probability</w:t>
-      </w:r>
-      <w:r>
-        <w:t xml:space="preserve"> </w:t>
-      </w:r>
-      <w:r>
-        <w:t xml:space="preserve">mass for a sample that is neither adequately resampled nor escalated; the</w:t>
-      </w:r>
-      <w:r>
-        <w:t xml:space="preserve"> </w:t>
-      </w:r>
-      <w:r>
-        <w:t xml:space="preserve">combined arm’s directly observed escalation rate similarly accounts for</w:t>
-      </w:r>
-      <w:r>
-        <w:t xml:space="preserve"> </w:t>
-      </w:r>
-      <w:r>
-        <w:t xml:space="preserve">essentially all combined-biopsy failures. Neither arm therefore retained an</w:t>
-      </w:r>
-      <w:r>
-        <w:t xml:space="preserve"> </w:t>
-      </w:r>
-      <w:r>
-        <w:t xml:space="preserve">estimable undiagnosed-failure probability under current evidence; this null</w:t>
-      </w:r>
-      <w:r>
-        <w:t xml:space="preserve"> </w:t>
-      </w:r>
-      <w:r>
-        <w:t xml:space="preserve">result, and what it does and does not imply, is addressed in the</w:t>
-      </w:r>
-      <w:r>
-        <w:t xml:space="preserve"> </w:t>
-      </w:r>
-      <w:r>
-        <w:t xml:space="preserve">Discussion.</w:t>
-      </w:r>
-    </w:p>
-    <w:p>
-      <w:pPr>
-        <w:pStyle w:val="BodyText"/>
-      </w:pPr>
-      <w:r>
-        <w:t xml:space="preserve">As a separate, deterministic check on the same equivalent-effectiveness</w:t>
-      </w:r>
-      <w:r>
-        <w:t xml:space="preserve"> </w:t>
-      </w:r>
-      <w:r>
-        <w:t xml:space="preserve">assumption, we also computed each strategy’s overall probability of</w:t>
-      </w:r>
-      <w:r>
-        <w:t xml:space="preserve"> </w:t>
-      </w:r>
-      <w:r>
-        <w:t xml:space="preserve">detecting a true cancer or endometrial hyperplasia, combining each arm’s</w:t>
-      </w:r>
-      <w:r>
-        <w:t xml:space="preserve"> </w:t>
-      </w:r>
-      <w:r>
-        <w:t xml:space="preserve">sampling-escalation probabilities with published Pipelle and D&amp;C</w:t>
-      </w:r>
-      <w:r>
-        <w:t xml:space="preserve"> </w:t>
-      </w:r>
-      <w:r>
-        <w:t xml:space="preserve">sensitivities from a general (non-Lynch) diagnostic-accuracy</w:t>
-      </w:r>
-      <w:r>
-        <w:t xml:space="preserve"> </w:t>
-      </w:r>
-      <w:r>
-        <w:t xml:space="preserve">meta-analysis.</w:t>
-      </w:r>
-      <w:r>
-        <w:rPr>
-          <w:vertAlign w:val="superscript"/>
-        </w:rPr>
-        <w:t xml:space="preserve">17</w:t>
-      </w:r>
-      <w:r>
-        <w:t xml:space="preserve"> </w:t>
-      </w:r>
-      <w:r>
-        <w:t xml:space="preserve">This calculation is a point estimate only, not</w:t>
-      </w:r>
-      <w:r>
-        <w:t xml:space="preserve"> </w:t>
-      </w:r>
-      <w:r>
-        <w:t xml:space="preserve">integrated into the probabilistic sensitivity analysis; see Discussion for</w:t>
-      </w:r>
-      <w:r>
-        <w:t xml:space="preserve"> </w:t>
-      </w:r>
-      <w:r>
-        <w:t xml:space="preserve">its limitations.</w:t>
-      </w:r>
-    </w:p>
-    <w:p>
-      <w:pPr>
-        <w:pStyle w:val="BodyText"/>
-      </w:pPr>
-      <w:r>
-        <w:t xml:space="preserve">As a lighter alternative to a full cost-utility analysis, we also</w:t>
-      </w:r>
-      <w:r>
-        <w:t xml:space="preserve"> </w:t>
-      </w:r>
-      <w:r>
-        <w:t xml:space="preserve">computed cost per additional true case detected between adjacent</w:t>
-      </w:r>
-      <w:r>
-        <w:t xml:space="preserve"> </w:t>
-      </w:r>
-      <w:r>
-        <w:t xml:space="preserve">strategies, combining costs with the detection probabilities above and</w:t>
-      </w:r>
-      <w:r>
-        <w:t xml:space="preserve"> </w:t>
-      </w:r>
-      <w:r>
-        <w:t xml:space="preserve">checking for dominance – also a point estimate, not PSA-integrated.</w:t>
-      </w:r>
-    </w:p>
-    <w:p>
-      <w:pPr>
-        <w:pStyle w:val="BodyText"/>
-      </w:pPr>
-      <w:r>
-        <w:t xml:space="preserve">As a supplementary societal-perspective check, we reintroduced patient</w:t>
-      </w:r>
-      <w:r>
-        <w:t xml:space="preserve"> </w:t>
-      </w:r>
-      <w:r>
-        <w:t xml:space="preserve">time and travel-time opportunity costs the base case excludes: each</w:t>
-      </w:r>
-      <w:r>
-        <w:t xml:space="preserve"> </w:t>
-      </w:r>
-      <w:r>
-        <w:t xml:space="preserve">strategy’s expected number of dedicated patient encounters (office or</w:t>
-      </w:r>
-      <w:r>
-        <w:t xml:space="preserve"> </w:t>
-      </w:r>
-      <w:r>
-        <w:t xml:space="preserve">preoperative visits, repeat visits, and D&amp;C’s own preoperative visit plus</w:t>
-      </w:r>
-      <w:r>
-        <w:t xml:space="preserve"> </w:t>
-      </w:r>
-      <w:r>
-        <w:t xml:space="preserve">procedure day, weighted by the same escalation probabilities) was valued</w:t>
-      </w:r>
-      <w:r>
-        <w:t xml:space="preserve"> </w:t>
-      </w:r>
-      <w:r>
-        <w:t xml:space="preserve">at a published average opportunity cost per ambulatory visit.</w:t>
+        <w:t xml:space="preserve">and an independent U.S. economic model of office</w:t>
+      </w:r>
+      <w:r>
+        <w:t xml:space="preserve"> </w:t>
+      </w:r>
+      <w:r>
+        <w:t xml:space="preserve">versus institutional hysteroscopic surgery.</w:t>
       </w:r>
       <w:r>
         <w:rPr>
@@ -1532,160 +1674,6 @@
         </w:rPr>
         <w:t xml:space="preserve">18</w:t>
       </w:r>
-      <w:r>
-        <w:t xml:space="preserve"> </w:t>
-      </w:r>
-      <w:r>
-        <w:t xml:space="preserve">This</w:t>
-      </w:r>
-      <w:r>
-        <w:t xml:space="preserve"> </w:t>
-      </w:r>
-      <w:r>
-        <w:t xml:space="preserve">deterministic, non-PSA calculation values every encounter equally and</w:t>
-      </w:r>
-      <w:r>
-        <w:t xml:space="preserve"> </w:t>
-      </w:r>
-      <w:r>
-        <w:t xml:space="preserve">excludes travel expense and caregiver time (see Discussion); we also</w:t>
-      </w:r>
-      <w:r>
-        <w:t xml:space="preserve"> </w:t>
-      </w:r>
-      <w:r>
-        <w:t xml:space="preserve">report it under the existing scenario folding combined biopsy’s</w:t>
-      </w:r>
-      <w:r>
-        <w:t xml:space="preserve"> </w:t>
-      </w:r>
-      <w:r>
-        <w:t xml:space="preserve">preoperative visit into the colonoscopy day.</w:t>
-      </w:r>
-    </w:p>
-    <w:p>
-      <w:pPr>
-        <w:pStyle w:val="BodyText"/>
-      </w:pPr>
-      <w:r>
-        <w:t xml:space="preserve">The geographic sensitivity analysis characterizes setting-level</w:t>
-      </w:r>
-      <w:r>
-        <w:t xml:space="preserve"> </w:t>
-      </w:r>
-      <w:r>
-        <w:t xml:space="preserve">heterogeneity (how the base-case conclusion varies by practice location),</w:t>
-      </w:r>
-      <w:r>
-        <w:t xml:space="preserve"> </w:t>
-      </w:r>
-      <w:r>
-        <w:t xml:space="preserve">not patient-level heterogeneity – the model does not stratify results by</w:t>
-      </w:r>
-      <w:r>
-        <w:t xml:space="preserve"> </w:t>
-      </w:r>
-      <w:r>
-        <w:t xml:space="preserve">age, genotype, menopausal status, or other individual characteristics.</w:t>
-      </w:r>
-      <w:r>
-        <w:t xml:space="preserve"> </w:t>
-      </w:r>
-      <w:r>
-        <w:t xml:space="preserve">Distributional or equity effects (e.g., differential access or affordability</w:t>
-      </w:r>
-      <w:r>
-        <w:t xml:space="preserve"> </w:t>
-      </w:r>
-      <w:r>
-        <w:t xml:space="preserve">across patient subgroups) were outside this analysis’s scope. Structural</w:t>
-      </w:r>
-      <w:r>
-        <w:t xml:space="preserve"> </w:t>
-      </w:r>
-      <w:r>
-        <w:t xml:space="preserve">modeling assumptions describing clinical workflow (e.g., whether the</w:t>
-      </w:r>
-      <w:r>
-        <w:t xml:space="preserve"> </w:t>
-      </w:r>
-      <w:r>
-        <w:t xml:space="preserve">combined arm requires a separate preoperative office visit) were informed</w:t>
-      </w:r>
-      <w:r>
-        <w:t xml:space="preserve"> </w:t>
-      </w:r>
-      <w:r>
-        <w:t xml:space="preserve">by clinician-investigator practice experience; no formal patient or public</w:t>
-      </w:r>
-      <w:r>
-        <w:t xml:space="preserve"> </w:t>
-      </w:r>
-      <w:r>
-        <w:t xml:space="preserve">engagement process was undertaken.</w:t>
-      </w:r>
-    </w:p>
-    <w:p>
-      <w:pPr>
-        <w:pStyle w:val="BodyText"/>
-      </w:pPr>
-      <w:r>
-        <w:t xml:space="preserve">We compared the model’s cost estimates against three independently</w:t>
-      </w:r>
-      <w:r>
-        <w:t xml:space="preserve"> </w:t>
-      </w:r>
-      <w:r>
-        <w:t xml:space="preserve">published analyses as a validation check: a historical office-biopsy cost</w:t>
-      </w:r>
-      <w:r>
-        <w:t xml:space="preserve"> </w:t>
-      </w:r>
-      <w:r>
-        <w:t xml:space="preserve">anchor,</w:t>
-      </w:r>
-      <w:r>
-        <w:rPr>
-          <w:vertAlign w:val="superscript"/>
-        </w:rPr>
-        <w:t xml:space="preserve">11</w:t>
-      </w:r>
-      <w:r>
-        <w:t xml:space="preserve"> </w:t>
-      </w:r>
-      <w:r>
-        <w:t xml:space="preserve">a Medicare-payer-perspective decision-tree comparing Pipelle</w:t>
-      </w:r>
-      <w:r>
-        <w:t xml:space="preserve"> </w:t>
-      </w:r>
-      <w:r>
-        <w:t xml:space="preserve">sampling and D&amp;C,</w:t>
-      </w:r>
-      <w:r>
-        <w:rPr>
-          <w:vertAlign w:val="superscript"/>
-        </w:rPr>
-        <w:t xml:space="preserve">12</w:t>
-      </w:r>
-      <w:r>
-        <w:t xml:space="preserve"> </w:t>
-      </w:r>
-      <w:r>
-        <w:t xml:space="preserve">and an independent U.S. economic model of office</w:t>
-      </w:r>
-      <w:r>
-        <w:t xml:space="preserve"> </w:t>
-      </w:r>
-      <w:r>
-        <w:t xml:space="preserve">versus institutional hysteroscopic surgery.</w:t>
-      </w:r>
-      <w:r>
-        <w:rPr>
-          <w:vertAlign w:val="superscript"/>
-        </w:rPr>
-        <w:t xml:space="preserve">13</w:t>
-      </w:r>
     </w:p>
     <w:p>
       <w:pPr>
@@ -1749,19 +1737,19 @@
         <w:pStyle w:val="FirstParagraph"/>
       </w:pPr>
       <w:r>
-        <w:t xml:space="preserve">In the base case, combined biopsy cost an estimated $506.11 per patient,</w:t>
-      </w:r>
-      <w:r>
-        <w:t xml:space="preserve"> </w:t>
-      </w:r>
-      <w:r>
-        <w:t xml:space="preserve">compared with $749.18 for standalone office biopsy and $3,839.81 for</w:t>
-      </w:r>
-      <w:r>
-        <w:t xml:space="preserve"> </w:t>
-      </w:r>
-      <w:r>
-        <w:t xml:space="preserve">operative D&amp;C. Combined biopsy was $243.06 (32.4%) less expensive than</w:t>
+        <w:t xml:space="preserve">In the base case, combined biopsy cost an estimated $486 per patient,</w:t>
+      </w:r>
+      <w:r>
+        <w:t xml:space="preserve"> </w:t>
+      </w:r>
+      <w:r>
+        <w:t xml:space="preserve">compared with $727 for standalone office biopsy and $3,823 for</w:t>
+      </w:r>
+      <w:r>
+        <w:t xml:space="preserve"> </w:t>
+      </w:r>
+      <w:r>
+        <w:t xml:space="preserve">operative D&amp;C. Combined biopsy was $241 (33.1%) less expensive than</w:t>
       </w:r>
       <w:r>
         <w:t xml:space="preserve"> </w:t>
@@ -1793,19 +1781,19 @@
         <w:t xml:space="preserve"> </w:t>
       </w:r>
       <w:r>
-        <w:t xml:space="preserve">biopsy failure probability (range -$131.80 to -$491.54 across its 10.3%-20.0%</w:t>
-      </w:r>
-      <w:r>
-        <w:t xml:space="preserve"> </w:t>
-      </w:r>
-      <w:r>
-        <w:t xml:space="preserve">bound) and the combined arm’s incremental procedure time (range -$376.80 to</w:t>
-      </w:r>
-      <w:r>
-        <w:t xml:space="preserve"> </w:t>
-      </w:r>
-      <w:r>
-        <w:t xml:space="preserve">-$9.01 across its observed 1-12 minute range). At the upper end of the</w:t>
+        <w:t xml:space="preserve">biopsy failure probability (range -$130 to -$488 across its 10.3%-20.0%</w:t>
+      </w:r>
+      <w:r>
+        <w:t xml:space="preserve"> </w:t>
+      </w:r>
+      <w:r>
+        <w:t xml:space="preserve">bound) and the combined arm’s incremental procedure time (range -$375 to</w:t>
+      </w:r>
+      <w:r>
+        <w:t xml:space="preserve"> </w:t>
+      </w:r>
+      <w:r>
+        <w:t xml:space="preserve">-$7 across its observed 1-12 minute range). At the upper end of the</w:t>
       </w:r>
       <w:r>
         <w:t xml:space="preserve"> </w:t>
@@ -1817,7 +1805,7 @@
         <w:t xml:space="preserve"> </w:t>
       </w:r>
       <w:r>
-        <w:t xml:space="preserve">narrowed to $9.01 but did not reverse.</w:t>
+        <w:t xml:space="preserve">narrowed to $7 but did not reverse.</w:t>
       </w:r>
     </w:p>
     <w:p>
@@ -1831,13 +1819,13 @@
         <w:t xml:space="preserve"> </w:t>
       </w:r>
       <w:r>
-        <w:t xml:space="preserve">cost of $539.93 (SD $116.01) and office biopsy a mean cost of $755.70 (SD</w:t>
-      </w:r>
-      <w:r>
-        <w:t xml:space="preserve"> </w:t>
-      </w:r>
-      <w:r>
-        <w:t xml:space="preserve">$119.99). Combined biopsy was the least expensive strategy in 91.4% of</w:t>
+        <w:t xml:space="preserve">cost of $520 (SD $115) and office biopsy a mean cost of $733 (SD</w:t>
+      </w:r>
+      <w:r>
+        <w:t xml:space="preserve"> </w:t>
+      </w:r>
+      <w:r>
+        <w:t xml:space="preserve">$119). Combined biopsy was the least expensive strategy in 91.6% of</w:t>
       </w:r>
       <w:r>
         <w:t xml:space="preserve"> </w:t>
@@ -1855,13 +1843,13 @@
         <w:t xml:space="preserve"> </w:t>
       </w:r>
       <w:r>
-        <w:t xml:space="preserve">colonoscopy-suite time stayed below approximately 12.3 minutes and as long</w:t>
-      </w:r>
-      <w:r>
-        <w:t xml:space="preserve"> </w:t>
-      </w:r>
-      <w:r>
-        <w:t xml:space="preserve">as the office biopsy failure probability stayed above approximately 6.7%.</w:t>
+        <w:t xml:space="preserve">colonoscopy-suite time stayed below approximately 12.2 minutes and as long</w:t>
+      </w:r>
+      <w:r>
+        <w:t xml:space="preserve"> </w:t>
+      </w:r>
+      <w:r>
+        <w:t xml:space="preserve">as the office biopsy failure probability stayed above approximately 6.8%.</w:t>
       </w:r>
       <w:r>
         <w:t xml:space="preserve"> </w:t>
@@ -1879,7 +1867,7 @@
         <w:t xml:space="preserve"> </w:t>
       </w:r>
       <w:r>
-        <w:t xml:space="preserve">save $2,431 to $243,062 per year.</w:t>
+        <w:t xml:space="preserve">save $2,411 to $241,061 per year.</w:t>
       </w:r>
     </w:p>
     <w:p>
@@ -1893,19 +1881,19 @@
         <w:t xml:space="preserve"> </w:t>
       </w:r>
       <w:r>
-        <w:t xml:space="preserve">tested. Its advantage over office biopsy ranged from $195.62 per patient in</w:t>
-      </w:r>
-      <w:r>
-        <w:t xml:space="preserve"> </w:t>
-      </w:r>
-      <w:r>
-        <w:t xml:space="preserve">the low-cost locality to $257.82 in the mid-cost locality to $333.44 per</w:t>
-      </w:r>
-      <w:r>
-        <w:t xml:space="preserve"> </w:t>
-      </w:r>
-      <w:r>
-        <w:t xml:space="preserve">patient in the high-cost locality – that is, the combined-arm cost</w:t>
+        <w:t xml:space="preserve">tested. Its advantage over office biopsy ranged from $194 per patient in</w:t>
+      </w:r>
+      <w:r>
+        <w:t xml:space="preserve"> </w:t>
+      </w:r>
+      <w:r>
+        <w:t xml:space="preserve">the low-cost locality to $256 in the mid-cost locality to $331 per</w:t>
+      </w:r>
+      <w:r>
+        <w:t xml:space="preserve"> </w:t>
+      </w:r>
+      <w:r>
+        <w:t xml:space="preserve">patient in the high-cost locality; that is, the combined-arm cost</w:t>
       </w:r>
       <w:r>
         <w:t xml:space="preserve"> </w:t>
@@ -2061,13 +2049,13 @@
         <w:t xml:space="preserve"> </w:t>
       </w:r>
       <w:r>
-        <w:t xml:space="preserve">combined to office biopsy cost $20,843 per additional cancer case</w:t>
-      </w:r>
-      <w:r>
-        <w:t xml:space="preserve"> </w:t>
-      </w:r>
-      <w:r>
-        <w:t xml:space="preserve">detected, office to D&amp;C $33,437 (AEH: $36,823 and $59,073).</w:t>
+        <w:t xml:space="preserve">combined to office biopsy cost $20,672 per additional cancer case</w:t>
+      </w:r>
+      <w:r>
+        <w:t xml:space="preserve"> </w:t>
+      </w:r>
+      <w:r>
+        <w:t xml:space="preserve">detected, office to D&amp;C $33,488 (atypical endometrial hyperplasia: $36,520 and $59,162).</w:t>
       </w:r>
     </w:p>
     <w:p>
@@ -2081,13 +2069,13 @@
         <w:t xml:space="preserve"> </w:t>
       </w:r>
       <w:r>
-        <w:t xml:space="preserve">biopsy’s advantage over office biopsy from $243.06 to $257.94 per patient</w:t>
-      </w:r>
-      <w:r>
-        <w:t xml:space="preserve"> </w:t>
-      </w:r>
-      <w:r>
-        <w:t xml:space="preserve">($574.11 vs $832.04 total cost); D&amp;C’s total was $3,971.07. Folding</w:t>
+        <w:t xml:space="preserve">biopsy’s advantage over office biopsy from $241 to $256 per patient</w:t>
+      </w:r>
+      <w:r>
+        <w:t xml:space="preserve"> </w:t>
+      </w:r>
+      <w:r>
+        <w:t xml:space="preserve">($554 vs $810 total cost); D&amp;C’s total was $3,954. Folding</w:t>
       </w:r>
       <w:r>
         <w:t xml:space="preserve"> </w:t>
@@ -2099,7 +2087,7 @@
         <w:t xml:space="preserve"> </w:t>
       </w:r>
       <w:r>
-        <w:t xml:space="preserve">this advantage further, to $412.32 ($419.72 vs $832.04).</w:t>
+        <w:t xml:space="preserve">this advantage further, to $410 ($400 vs $810).</w:t>
       </w:r>
     </w:p>
     <w:bookmarkEnd w:id="12"/>
@@ -2201,7 +2189,7 @@
         <w:t xml:space="preserve"> </w:t>
       </w:r>
       <w:r>
-        <w:t xml:space="preserve">and patient burden relative to standalone office biopsy – a combination</w:t>
+        <w:t xml:space="preserve">and patient burden relative to standalone office biopsy, a combination</w:t>
       </w:r>
       <w:r>
         <w:t xml:space="preserve"> </w:t>
@@ -2245,13 +2233,13 @@
         <w:t xml:space="preserve"> </w:t>
       </w:r>
       <w:r>
-        <w:t xml:space="preserve">pathways – the office arm’s repeat-attempt-or-D&amp;C structure and the</w:t>
-      </w:r>
-      <w:r>
-        <w:t xml:space="preserve"> </w:t>
-      </w:r>
-      <w:r>
-        <w:t xml:space="preserve">combined arm’s directly observed escalation rate – account for essentially</w:t>
+        <w:t xml:space="preserve">pathways (the office arm’s repeat-attempt-or-D&amp;C structure and the</w:t>
+      </w:r>
+      <w:r>
+        <w:t xml:space="preserve"> </w:t>
+      </w:r>
+      <w:r>
+        <w:t xml:space="preserve">combined arm’s directly observed escalation rate) account for essentially</w:t>
       </w:r>
       <w:r>
         <w:t xml:space="preserve"> </w:t>
@@ -2305,7 +2293,7 @@
         <w:t xml:space="preserve"> </w:t>
       </w:r>
       <w:r>
-        <w:t xml:space="preserve">office and combined biopsy’s (see Results) – but D&amp;C’s own sensitivity</w:t>
+        <w:t xml:space="preserve">office and combined biopsy’s (see Results), but D&amp;C’s own sensitivity</w:t>
       </w:r>
       <w:r>
         <w:t xml:space="preserve"> </w:t>
@@ -2427,7 +2415,7 @@
         <w:t xml:space="preserve"> </w:t>
       </w:r>
       <w:r>
-        <w:t xml:space="preserve">pathway with a cost fully traceable to current Medicare payment data –</w:t>
+        <w:t xml:space="preserve">pathway with a cost fully traceable to current Medicare payment data:</w:t>
       </w:r>
       <w:r>
         <w:t xml:space="preserve"> </w:t>
@@ -2481,7 +2469,7 @@
         <w:t xml:space="preserve"> </w:t>
       </w:r>
       <w:r>
-        <w:t xml:space="preserve">inputs – the diagnostic sensitivity values underlying the</w:t>
+        <w:t xml:space="preserve">inputs (the diagnostic sensitivity values underlying the</w:t>
       </w:r>
       <w:r>
         <w:t xml:space="preserve"> </w:t>
@@ -2493,7 +2481,7 @@
         <w:t xml:space="preserve"> </w:t>
       </w:r>
       <w:r>
-        <w:t xml:space="preserve">and hysteroscopy adverse-event probabilities – are drawn from general,</w:t>
+        <w:t xml:space="preserve">and hysteroscopy adverse-event probabilities) are drawn from general,</w:t>
       </w:r>
       <w:r>
         <w:t xml:space="preserve"> </w:t>
@@ -2593,7 +2581,7 @@
         <w:t xml:space="preserve"> </w:t>
       </w:r>
       <w:r>
-        <w:t xml:space="preserve">syndrome surveillance – a conclusion robust to parameter uncertainty and</w:t>
+        <w:t xml:space="preserve">syndrome surveillance, a conclusion robust to parameter uncertainty and</w:t>
       </w:r>
       <w:r>
         <w:t xml:space="preserve"> </w:t>
@@ -2633,19 +2621,31 @@
         </w:numPr>
       </w:pPr>
       <w:r>
-        <w:t xml:space="preserve">Elmasry K, Hurt CN, Sanders D, et al. Genetic testing and prophylactic</w:t>
-      </w:r>
-      <w:r>
-        <w:t xml:space="preserve"> </w:t>
-      </w:r>
-      <w:r>
-        <w:t xml:space="preserve">surgery in a family with hereditary non-polyposis colorectal cancer</w:t>
-      </w:r>
-      <w:r>
-        <w:t xml:space="preserve"> </w:t>
-      </w:r>
-      <w:r>
-        <w:t xml:space="preserve">syndrome. Fam Cancer 2009;8:431-439.</w:t>
+        <w:t xml:space="preserve">National Comprehensive Cancer Network. NCCN Clinical Practice</w:t>
+      </w:r>
+      <w:r>
+        <w:t xml:space="preserve"> </w:t>
+      </w:r>
+      <w:r>
+        <w:t xml:space="preserve">Guidelines in Oncology: Genetic/Familial High-Risk Assessment:</w:t>
+      </w:r>
+      <w:r>
+        <w:t xml:space="preserve"> </w:t>
+      </w:r>
+      <w:r>
+        <w:t xml:space="preserve">Colorectal, Endometrial, Esophageal, and Gastric Cancer. Version</w:t>
+      </w:r>
+      <w:r>
+        <w:t xml:space="preserve"> </w:t>
+      </w:r>
+      <w:r>
+        <w:t xml:space="preserve">1.2026. Available at: https://www.nccn.org/guidelines. Accessed</w:t>
+      </w:r>
+      <w:r>
+        <w:t xml:space="preserve"> </w:t>
+      </w:r>
+      <w:r>
+        <w:t xml:space="preserve">September 2, 2026.</w:t>
       </w:r>
     </w:p>
     <w:p>
@@ -2657,25 +2657,19 @@
         </w:numPr>
       </w:pPr>
       <w:r>
-        <w:t xml:space="preserve">Lecuru F, Le Frere Belda MA, Bats AS, et al. Performance of office</w:t>
-      </w:r>
-      <w:r>
-        <w:t xml:space="preserve"> </w:t>
-      </w:r>
-      <w:r>
-        <w:t xml:space="preserve">hysteroscopy and endometrial biopsy for detecting endometrial disease in</w:t>
-      </w:r>
-      <w:r>
-        <w:t xml:space="preserve"> </w:t>
-      </w:r>
-      <w:r>
-        <w:t xml:space="preserve">women at risk of human non-polyposis colon cancer: a prospective study.</w:t>
-      </w:r>
-      <w:r>
-        <w:t xml:space="preserve"> </w:t>
-      </w:r>
-      <w:r>
-        <w:t xml:space="preserve">Int J Gynecol Cancer 2008;18:1326-1331.</w:t>
+        <w:t xml:space="preserve">Elmasry K, Hurt CN, Sanders D, et al. Strategies for endometrial</w:t>
+      </w:r>
+      <w:r>
+        <w:t xml:space="preserve"> </w:t>
+      </w:r>
+      <w:r>
+        <w:t xml:space="preserve">screening in the Lynch syndrome population: a patient acceptability</w:t>
+      </w:r>
+      <w:r>
+        <w:t xml:space="preserve"> </w:t>
+      </w:r>
+      <w:r>
+        <w:t xml:space="preserve">study. Fam Cancer 2009;8:431-439.</w:t>
       </w:r>
     </w:p>
     <w:p>
@@ -2687,19 +2681,25 @@
         </w:numPr>
       </w:pPr>
       <w:r>
-        <w:t xml:space="preserve">Woolderink JM, De Bock GH, Zeeman GG, et al. Follow-up of Lynch syndrome</w:t>
-      </w:r>
-      <w:r>
-        <w:t xml:space="preserve"> </w:t>
-      </w:r>
-      <w:r>
-        <w:t xml:space="preserve">women without endometrial cancer surveillance. BMC Womens Health</w:t>
-      </w:r>
-      <w:r>
-        <w:t xml:space="preserve"> </w:t>
-      </w:r>
-      <w:r>
-        <w:t xml:space="preserve">2020;20:54.</w:t>
+        <w:t xml:space="preserve">Lecuru F, Le Frere Belda MA, Bats AS, et al. Performance of office</w:t>
+      </w:r>
+      <w:r>
+        <w:t xml:space="preserve"> </w:t>
+      </w:r>
+      <w:r>
+        <w:t xml:space="preserve">hysteroscopy and endometrial biopsy for detecting endometrial disease in</w:t>
+      </w:r>
+      <w:r>
+        <w:t xml:space="preserve"> </w:t>
+      </w:r>
+      <w:r>
+        <w:t xml:space="preserve">women at risk of human non-polyposis colon cancer: a prospective study.</w:t>
+      </w:r>
+      <w:r>
+        <w:t xml:space="preserve"> </w:t>
+      </w:r>
+      <w:r>
+        <w:t xml:space="preserve">Int J Gynecol Cancer 2008;18:1326-1331.</w:t>
       </w:r>
     </w:p>
     <w:p>
@@ -2711,19 +2711,19 @@
         </w:numPr>
       </w:pPr>
       <w:r>
-        <w:t xml:space="preserve">Nebgen DR, Lu KH, Rimes S, Keeler E, Broaddus R, Munsell MF, Lynch PM.</w:t>
-      </w:r>
-      <w:r>
-        <w:t xml:space="preserve"> </w:t>
-      </w:r>
-      <w:r>
-        <w:t xml:space="preserve">Combined colonoscopy and endometrial biopsy cancer screening results in</w:t>
-      </w:r>
-      <w:r>
-        <w:t xml:space="preserve"> </w:t>
-      </w:r>
-      <w:r>
-        <w:t xml:space="preserve">women with Lynch syndrome. Gynecol Oncol 2014;135:85-89.</w:t>
+        <w:t xml:space="preserve">Woolderink JM, De Bock GH, Zeeman GG, et al. Feasibility of endometrial</w:t>
+      </w:r>
+      <w:r>
+        <w:t xml:space="preserve"> </w:t>
+      </w:r>
+      <w:r>
+        <w:t xml:space="preserve">sampling by vaginal tampons in women with Lynch syndrome. BMC Womens</w:t>
+      </w:r>
+      <w:r>
+        <w:t xml:space="preserve"> </w:t>
+      </w:r>
+      <w:r>
+        <w:t xml:space="preserve">Health 2020;20:54.</w:t>
       </w:r>
     </w:p>
     <w:p>
@@ -2735,19 +2735,25 @@
         </w:numPr>
       </w:pPr>
       <w:r>
-        <w:t xml:space="preserve">Huang M, Sun C, Boyd-Rogers S, et al. Prospective study of combined colon</w:t>
-      </w:r>
-      <w:r>
-        <w:t xml:space="preserve"> </w:t>
-      </w:r>
-      <w:r>
-        <w:t xml:space="preserve">and endometrial cancer screening in women with Lynch syndrome: a</w:t>
-      </w:r>
-      <w:r>
-        <w:t xml:space="preserve"> </w:t>
-      </w:r>
-      <w:r>
-        <w:t xml:space="preserve">patient-centered approach. J Oncol Pract 2011;7:43-47.</w:t>
+        <w:t xml:space="preserve">Centers for Medicare &amp; Medicaid Services. Physician Fee Schedule.</w:t>
+      </w:r>
+      <w:r>
+        <w:t xml:space="preserve"> </w:t>
+      </w:r>
+      <w:r>
+        <w:t xml:space="preserve">Available at:</w:t>
+      </w:r>
+      <w:r>
+        <w:t xml:space="preserve"> </w:t>
+      </w:r>
+      <w:r>
+        <w:t xml:space="preserve">https://www.cms.gov/medicare/payment/fee-schedules/physician. Accessed</w:t>
+      </w:r>
+      <w:r>
+        <w:t xml:space="preserve"> </w:t>
+      </w:r>
+      <w:r>
+        <w:t xml:space="preserve">August 31, 2026.</w:t>
       </w:r>
     </w:p>
     <w:p>
@@ -2759,25 +2765,25 @@
         </w:numPr>
       </w:pPr>
       <w:r>
-        <w:t xml:space="preserve">Centers for Medicare &amp; Medicaid Services. Physician Fee Schedule.</w:t>
-      </w:r>
-      <w:r>
-        <w:t xml:space="preserve"> </w:t>
-      </w:r>
-      <w:r>
-        <w:t xml:space="preserve">Available at:</w:t>
-      </w:r>
-      <w:r>
-        <w:t xml:space="preserve"> </w:t>
-      </w:r>
-      <w:r>
-        <w:t xml:space="preserve">https://www.cms.gov/medicare/payment/fee-schedules/physician. Accessed</w:t>
-      </w:r>
-      <w:r>
-        <w:t xml:space="preserve"> </w:t>
-      </w:r>
-      <w:r>
-        <w:t xml:space="preserve">August 31, 2026.</w:t>
+        <w:t xml:space="preserve">Centers for Medicare &amp; Medicaid Services. Hospital Outpatient Prospective</w:t>
+      </w:r>
+      <w:r>
+        <w:t xml:space="preserve"> </w:t>
+      </w:r>
+      <w:r>
+        <w:t xml:space="preserve">Payment System. Available at:</w:t>
+      </w:r>
+      <w:r>
+        <w:t xml:space="preserve"> </w:t>
+      </w:r>
+      <w:r>
+        <w:t xml:space="preserve">https://www.cms.gov/medicare/payment/prospective-payment-systems/hospital-outpatient.</w:t>
+      </w:r>
+      <w:r>
+        <w:t xml:space="preserve"> </w:t>
+      </w:r>
+      <w:r>
+        <w:t xml:space="preserve">Accessed August 31, 2026.</w:t>
       </w:r>
     </w:p>
     <w:p>
@@ -2789,25 +2795,13 @@
         </w:numPr>
       </w:pPr>
       <w:r>
-        <w:t xml:space="preserve">Centers for Medicare &amp; Medicaid Services. Hospital Outpatient Prospective</w:t>
-      </w:r>
-      <w:r>
-        <w:t xml:space="preserve"> </w:t>
-      </w:r>
-      <w:r>
-        <w:t xml:space="preserve">Payment System. Available at:</w:t>
-      </w:r>
-      <w:r>
-        <w:t xml:space="preserve"> </w:t>
-      </w:r>
-      <w:r>
-        <w:t xml:space="preserve">https://www.cms.gov/medicare/payment/prospective-payment-systems/hospital-outpatient.</w:t>
-      </w:r>
-      <w:r>
-        <w:t xml:space="preserve"> </w:t>
-      </w:r>
-      <w:r>
-        <w:t xml:space="preserve">Accessed August 31, 2026.</w:t>
+        <w:t xml:space="preserve">Ben-Baruch G, Menczer J, Frenkel Y, Serr DM. Laparoscopy in the</w:t>
+      </w:r>
+      <w:r>
+        <w:t xml:space="preserve"> </w:t>
+      </w:r>
+      <w:r>
+        <w:t xml:space="preserve">management of uterine perforation. J Reprod Med 1982;27:73-76.</w:t>
       </w:r>
     </w:p>
     <w:p>
@@ -2819,31 +2813,25 @@
         </w:numPr>
       </w:pPr>
       <w:r>
-        <w:t xml:space="preserve">Medicare Program: Hospital Outpatient Prospective Payment and Ambulatory</w:t>
-      </w:r>
-      <w:r>
-        <w:t xml:space="preserve"> </w:t>
-      </w:r>
-      <w:r>
-        <w:t xml:space="preserve">Surgical Center Payment Systems; Quality Reporting Programs; Overall</w:t>
-      </w:r>
-      <w:r>
-        <w:t xml:space="preserve"> </w:t>
-      </w:r>
-      <w:r>
-        <w:t xml:space="preserve">Hospital Quality Star Rating; Hospital Price Transparency; and Notice of</w:t>
-      </w:r>
-      <w:r>
-        <w:t xml:space="preserve"> </w:t>
-      </w:r>
-      <w:r>
-        <w:t xml:space="preserve">Closure of a Teaching Hospital and Opportunity To Apply for Available</w:t>
-      </w:r>
-      <w:r>
-        <w:t xml:space="preserve"> </w:t>
-      </w:r>
-      <w:r>
-        <w:t xml:space="preserve">Slots. Fed Regist 2025;90 (Nov 25, 2025) [document 2025-20907].</w:t>
+        <w:t xml:space="preserve">Yi Y, Yi Y, Bryce CL, et al. Cost-effectiveness analysis of biopsy</w:t>
+      </w:r>
+      <w:r>
+        <w:t xml:space="preserve"> </w:t>
+      </w:r>
+      <w:r>
+        <w:t xml:space="preserve">strategies for endometrial cancer diagnosis in women with postmenopausal</w:t>
+      </w:r>
+      <w:r>
+        <w:t xml:space="preserve"> </w:t>
+      </w:r>
+      <w:r>
+        <w:t xml:space="preserve">bleeding: Pipelle sampling curette versus dilatation &amp; curettage. Gynecol</w:t>
+      </w:r>
+      <w:r>
+        <w:t xml:space="preserve"> </w:t>
+      </w:r>
+      <w:r>
+        <w:t xml:space="preserve">Oncol 2018;150:112-118.</w:t>
       </w:r>
     </w:p>
     <w:p>
@@ -2855,19 +2843,19 @@
         </w:numPr>
       </w:pPr>
       <w:r>
-        <w:t xml:space="preserve">Hefler L, Lemach A, Seebacher V, Polterauer S, Tempfer C, Reinthaller A.</w:t>
-      </w:r>
-      <w:r>
-        <w:t xml:space="preserve"> </w:t>
-      </w:r>
-      <w:r>
-        <w:t xml:space="preserve">The intraoperative complication rate of nonobstetric dilation and</w:t>
-      </w:r>
-      <w:r>
-        <w:t xml:space="preserve"> </w:t>
-      </w:r>
-      <w:r>
-        <w:t xml:space="preserve">curettage. Obstet Gynecol 2009;113:1268-1271.</w:t>
+        <w:t xml:space="preserve">Kandil D, Yang X, Stockl T, Liu Y. Clinical outcomes of patients with</w:t>
+      </w:r>
+      <w:r>
+        <w:t xml:space="preserve"> </w:t>
+      </w:r>
+      <w:r>
+        <w:t xml:space="preserve">insufficient sample from endometrial biopsy or curettage. Int J Gynecol</w:t>
+      </w:r>
+      <w:r>
+        <w:t xml:space="preserve"> </w:t>
+      </w:r>
+      <w:r>
+        <w:t xml:space="preserve">Pathol 2014;33(5):500-506.</w:t>
       </w:r>
     </w:p>
     <w:p>
@@ -2879,19 +2867,19 @@
         </w:numPr>
       </w:pPr>
       <w:r>
-        <w:t xml:space="preserve">van Hanegem N, Prins MMC, Bongers MY, et al. The accuracy of endometrial</w:t>
-      </w:r>
-      <w:r>
-        <w:t xml:space="preserve"> </w:t>
-      </w:r>
-      <w:r>
-        <w:t xml:space="preserve">sampling in women with postmenopausal bleeding: a systematic review and</w:t>
-      </w:r>
-      <w:r>
-        <w:t xml:space="preserve"> </w:t>
-      </w:r>
-      <w:r>
-        <w:t xml:space="preserve">meta-analysis. Eur J Obstet Gynecol Reprod Biol 2016;197:147-155.</w:t>
+        <w:t xml:space="preserve">Nebgen DR, Lu KH, Rimes S, Keeler E, Broaddus R, Munsell MF, Lynch PM.</w:t>
+      </w:r>
+      <w:r>
+        <w:t xml:space="preserve"> </w:t>
+      </w:r>
+      <w:r>
+        <w:t xml:space="preserve">Combined colonoscopy and endometrial biopsy cancer screening results in</w:t>
+      </w:r>
+      <w:r>
+        <w:t xml:space="preserve"> </w:t>
+      </w:r>
+      <w:r>
+        <w:t xml:space="preserve">women with Lynch syndrome. Gynecol Oncol 2014;135:85-89.</w:t>
       </w:r>
     </w:p>
     <w:p>
@@ -2903,19 +2891,19 @@
         </w:numPr>
       </w:pPr>
       <w:r>
-        <w:t xml:space="preserve">Ladabaum U, Wang G, Terdiman J, et al. Strategies to identify the Lynch</w:t>
-      </w:r>
-      <w:r>
-        <w:t xml:space="preserve"> </w:t>
-      </w:r>
-      <w:r>
-        <w:t xml:space="preserve">syndrome among patients with colorectal cancer: a cost-effectiveness</w:t>
-      </w:r>
-      <w:r>
-        <w:t xml:space="preserve"> </w:t>
-      </w:r>
-      <w:r>
-        <w:t xml:space="preserve">analysis. Ann Intern Med 2011;155:69-79.</w:t>
+        <w:t xml:space="preserve">Huang M, Sun C, Boyd-Rogers S, et al. Prospective study of combined colon</w:t>
+      </w:r>
+      <w:r>
+        <w:t xml:space="preserve"> </w:t>
+      </w:r>
+      <w:r>
+        <w:t xml:space="preserve">and endometrial cancer screening in women with Lynch syndrome: a</w:t>
+      </w:r>
+      <w:r>
+        <w:t xml:space="preserve"> </w:t>
+      </w:r>
+      <w:r>
+        <w:t xml:space="preserve">patient-centered approach. J Oncol Pract 2011;7:43-47.</w:t>
       </w:r>
     </w:p>
     <w:p>
@@ -2927,25 +2915,31 @@
         </w:numPr>
       </w:pPr>
       <w:r>
-        <w:t xml:space="preserve">Yi Y, Lu Y, Wu J. Cost-effectiveness analysis of biopsy strategies for</w:t>
-      </w:r>
-      <w:r>
-        <w:t xml:space="preserve"> </w:t>
-      </w:r>
-      <w:r>
-        <w:t xml:space="preserve">endometrial cancer diagnosis in women with postmenopausal bleeding:</w:t>
-      </w:r>
-      <w:r>
-        <w:t xml:space="preserve"> </w:t>
-      </w:r>
-      <w:r>
-        <w:t xml:space="preserve">Pipelle sampling curette versus dilatation &amp; curettage. Gynecol Oncol</w:t>
-      </w:r>
-      <w:r>
-        <w:t xml:space="preserve"> </w:t>
-      </w:r>
-      <w:r>
-        <w:t xml:space="preserve">2018;150:112-118.</w:t>
+        <w:t xml:space="preserve">Medicare Program: Hospital Outpatient Prospective Payment and Ambulatory</w:t>
+      </w:r>
+      <w:r>
+        <w:t xml:space="preserve"> </w:t>
+      </w:r>
+      <w:r>
+        <w:t xml:space="preserve">Surgical Center Payment Systems; Quality Reporting Programs; Overall</w:t>
+      </w:r>
+      <w:r>
+        <w:t xml:space="preserve"> </w:t>
+      </w:r>
+      <w:r>
+        <w:t xml:space="preserve">Hospital Quality Star Rating; Hospital Price Transparency; and Notice of</w:t>
+      </w:r>
+      <w:r>
+        <w:t xml:space="preserve"> </w:t>
+      </w:r>
+      <w:r>
+        <w:t xml:space="preserve">Closure of a Teaching Hospital and Opportunity To Apply for Available</w:t>
+      </w:r>
+      <w:r>
+        <w:t xml:space="preserve"> </w:t>
+      </w:r>
+      <w:r>
+        <w:t xml:space="preserve">Slots. Fed Regist 2025;90 (Nov 25, 2025) [document 2025-20907].</w:t>
       </w:r>
     </w:p>
     <w:p>
@@ -2957,19 +2951,19 @@
         </w:numPr>
       </w:pPr>
       <w:r>
-        <w:t xml:space="preserve">Munro MG, Kasiewicz JL, Desai VB. Office versus institutional operative</w:t>
-      </w:r>
-      <w:r>
-        <w:t xml:space="preserve"> </w:t>
-      </w:r>
-      <w:r>
-        <w:t xml:space="preserve">hysteroscopy: an economic model. J Minim Invasive Gynecol</w:t>
-      </w:r>
-      <w:r>
-        <w:t xml:space="preserve"> </w:t>
-      </w:r>
-      <w:r>
-        <w:t xml:space="preserve">2022;29:535-548.</w:t>
+        <w:t xml:space="preserve">Hefler L, Lemach A, Seebacher V, Polterauer S, Tempfer C, Reinthaller A.</w:t>
+      </w:r>
+      <w:r>
+        <w:t xml:space="preserve"> </w:t>
+      </w:r>
+      <w:r>
+        <w:t xml:space="preserve">The intraoperative complication rate of nonobstetric dilation and</w:t>
+      </w:r>
+      <w:r>
+        <w:t xml:space="preserve"> </w:t>
+      </w:r>
+      <w:r>
+        <w:t xml:space="preserve">curettage. Obstet Gynecol 2009;113:1268-1271.</w:t>
       </w:r>
     </w:p>
     <w:p>
@@ -2981,13 +2975,19 @@
         </w:numPr>
       </w:pPr>
       <w:r>
-        <w:t xml:space="preserve">Ben-Baruch G, Menczer J, Frenkel Y, Serr DM. Laparoscopy in the</w:t>
-      </w:r>
-      <w:r>
-        <w:t xml:space="preserve"> </w:t>
-      </w:r>
-      <w:r>
-        <w:t xml:space="preserve">management of uterine perforation. J Reprod Med 1982;27:73-76.</w:t>
+        <w:t xml:space="preserve">van Hanegem N, Prins MMC, Bongers MY, et al. The accuracy of endometrial</w:t>
+      </w:r>
+      <w:r>
+        <w:t xml:space="preserve"> </w:t>
+      </w:r>
+      <w:r>
+        <w:t xml:space="preserve">sampling in women with postmenopausal bleeding: a systematic review and</w:t>
+      </w:r>
+      <w:r>
+        <w:t xml:space="preserve"> </w:t>
+      </w:r>
+      <w:r>
+        <w:t xml:space="preserve">meta-analysis. Eur J Obstet Gynecol Reprod Biol 2016;197:147-155.</w:t>
       </w:r>
     </w:p>
     <w:p>
@@ -2999,19 +2999,25 @@
         </w:numPr>
       </w:pPr>
       <w:r>
-        <w:t xml:space="preserve">Kandil D, Yang X, Stockl T, Liu Y. Clinical outcomes of patients with</w:t>
-      </w:r>
-      <w:r>
-        <w:t xml:space="preserve"> </w:t>
-      </w:r>
-      <w:r>
-        <w:t xml:space="preserve">insufficient sample from endometrial biopsy or curettage. Int J Gynecol</w:t>
-      </w:r>
-      <w:r>
-        <w:t xml:space="preserve"> </w:t>
-      </w:r>
-      <w:r>
-        <w:t xml:space="preserve">Pathol 2014;33(5):500-506.</w:t>
+        <w:t xml:space="preserve">Sakna NA, Elgendi M, Salama MH, Zeinhom A, Labib S, Nabhan AF.</w:t>
+      </w:r>
+      <w:r>
+        <w:t xml:space="preserve"> </w:t>
+      </w:r>
+      <w:r>
+        <w:t xml:space="preserve">Diagnostic accuracy of endometrial sampling tests for detecting</w:t>
+      </w:r>
+      <w:r>
+        <w:t xml:space="preserve"> </w:t>
+      </w:r>
+      <w:r>
+        <w:t xml:space="preserve">endometrial cancer: a systematic review and meta-analysis. BMJ Open</w:t>
+      </w:r>
+      <w:r>
+        <w:t xml:space="preserve"> </w:t>
+      </w:r>
+      <w:r>
+        <w:t xml:space="preserve">2023;13(6):e072124.</w:t>
       </w:r>
     </w:p>
     <w:p>
@@ -3023,31 +3029,19 @@
         </w:numPr>
       </w:pPr>
       <w:r>
-        <w:t xml:space="preserve">National Comprehensive Cancer Network. NCCN Clinical Practice</w:t>
-      </w:r>
-      <w:r>
-        <w:t xml:space="preserve"> </w:t>
-      </w:r>
-      <w:r>
-        <w:t xml:space="preserve">Guidelines in Oncology: Genetic/Familial High-Risk Assessment:</w:t>
-      </w:r>
-      <w:r>
-        <w:t xml:space="preserve"> </w:t>
-      </w:r>
-      <w:r>
-        <w:t xml:space="preserve">Colorectal, Endometrial, Esophageal, and Gastric Cancer. Version</w:t>
-      </w:r>
-      <w:r>
-        <w:t xml:space="preserve"> </w:t>
-      </w:r>
-      <w:r>
-        <w:t xml:space="preserve">1.2026. Available at: https://www.nccn.org/guidelines. Accessed</w:t>
-      </w:r>
-      <w:r>
-        <w:t xml:space="preserve"> </w:t>
-      </w:r>
-      <w:r>
-        <w:t xml:space="preserve">September 2, 2026.</w:t>
+        <w:t xml:space="preserve">Ray KN, Chari AV, Engberg J, Bertolet M, Mehrotra A. Opportunity</w:t>
+      </w:r>
+      <w:r>
+        <w:t xml:space="preserve"> </w:t>
+      </w:r>
+      <w:r>
+        <w:t xml:space="preserve">costs of ambulatory medical care in the United States. Am J Manag</w:t>
+      </w:r>
+      <w:r>
+        <w:t xml:space="preserve"> </w:t>
+      </w:r>
+      <w:r>
+        <w:t xml:space="preserve">Care 2015;21(8):567-574.</w:t>
       </w:r>
     </w:p>
     <w:p>
@@ -3059,25 +3053,19 @@
         </w:numPr>
       </w:pPr>
       <w:r>
-        <w:t xml:space="preserve">Sakna NA, Elgendi M, Salama MH, Zeinhom A, Labib S, Nabhan AF.</w:t>
-      </w:r>
-      <w:r>
-        <w:t xml:space="preserve"> </w:t>
-      </w:r>
-      <w:r>
-        <w:t xml:space="preserve">Diagnostic accuracy of endometrial sampling tests for detecting</w:t>
-      </w:r>
-      <w:r>
-        <w:t xml:space="preserve"> </w:t>
-      </w:r>
-      <w:r>
-        <w:t xml:space="preserve">endometrial cancer: a systematic review and meta-analysis. BMJ Open</w:t>
-      </w:r>
-      <w:r>
-        <w:t xml:space="preserve"> </w:t>
-      </w:r>
-      <w:r>
-        <w:t xml:space="preserve">2023;13(6):e072124.</w:t>
+        <w:t xml:space="preserve">Ladabaum U, Wang G, Terdiman J, et al. Strategies to identify the Lynch</w:t>
+      </w:r>
+      <w:r>
+        <w:t xml:space="preserve"> </w:t>
+      </w:r>
+      <w:r>
+        <w:t xml:space="preserve">syndrome among patients with colorectal cancer: a cost-effectiveness</w:t>
+      </w:r>
+      <w:r>
+        <w:t xml:space="preserve"> </w:t>
+      </w:r>
+      <w:r>
+        <w:t xml:space="preserve">analysis. Ann Intern Med 2011;155:69-79.</w:t>
       </w:r>
     </w:p>
     <w:p>
@@ -3089,19 +3077,19 @@
         </w:numPr>
       </w:pPr>
       <w:r>
-        <w:t xml:space="preserve">Ray KN, Chari AV, Engberg J, Bertolet M, Mehrotra A. Opportunity</w:t>
-      </w:r>
-      <w:r>
-        <w:t xml:space="preserve"> </w:t>
-      </w:r>
-      <w:r>
-        <w:t xml:space="preserve">costs of ambulatory medical care in the United States. Am J Manag</w:t>
-      </w:r>
-      <w:r>
-        <w:t xml:space="preserve"> </w:t>
-      </w:r>
-      <w:r>
-        <w:t xml:space="preserve">Care 2015;21(8):567-574.</w:t>
+        <w:t xml:space="preserve">Munro MG, Kasiewicz JL, Desai VB. Office versus institutional operative</w:t>
+      </w:r>
+      <w:r>
+        <w:t xml:space="preserve"> </w:t>
+      </w:r>
+      <w:r>
+        <w:t xml:space="preserve">hysteroscopy: an economic model. J Minim Invasive Gynecol</w:t>
+      </w:r>
+      <w:r>
+        <w:t xml:space="preserve"> </w:t>
+      </w:r>
+      <w:r>
+        <w:t xml:space="preserve">2022;29:535-548.</w:t>
       </w:r>
     </w:p>
     <w:bookmarkEnd w:id="14"/>

--- a/manuscript/manuscript.docx
+++ b/manuscript/manuscript.docx
@@ -210,7 +210,7 @@
         <w:t xml:space="preserve"> </w:t>
       </w:r>
       <w:r>
-        <w:t xml:space="preserve">In the base case, combined biopsy cost an estimated $486 per</w:t>
+        <w:t xml:space="preserve">In the base case, combined biopsy cost an estimated $485 per</w:t>
       </w:r>
       <w:r>
         <w:t xml:space="preserve"> </w:t>
@@ -222,13 +222,13 @@
         <w:t xml:space="preserve"> </w:t>
       </w:r>
       <w:r>
-        <w:t xml:space="preserve">for operative D&amp;C. Combined biopsy was $241 (33.1%) less expensive than</w:t>
-      </w:r>
-      <w:r>
-        <w:t xml:space="preserve"> </w:t>
-      </w:r>
-      <w:r>
-        <w:t xml:space="preserve">standalone office biopsy and was cost-saving in 91.6% of probabilistic</w:t>
+        <w:t xml:space="preserve">for operative D&amp;C. Combined biopsy was $242 (33.3%) less expensive than</w:t>
+      </w:r>
+      <w:r>
+        <w:t xml:space="preserve"> </w:t>
+      </w:r>
+      <w:r>
+        <w:t xml:space="preserve">standalone office biopsy and was cost-saving in 91.8% of probabilistic</w:t>
       </w:r>
       <w:r>
         <w:t xml:space="preserve"> </w:t>
@@ -246,13 +246,13 @@
         <w:t xml:space="preserve"> </w:t>
       </w:r>
       <w:r>
-        <w:t xml:space="preserve">over standalone office biopsy widening from $194 in a low-cost locality</w:t>
-      </w:r>
-      <w:r>
-        <w:t xml:space="preserve"> </w:t>
-      </w:r>
-      <w:r>
-        <w:t xml:space="preserve">to $331 in a high-cost locality. Clinical-outcome sensitivity analysis</w:t>
+        <w:t xml:space="preserve">over standalone office biopsy widening from $195 in a low-cost locality</w:t>
+      </w:r>
+      <w:r>
+        <w:t xml:space="preserve"> </w:t>
+      </w:r>
+      <w:r>
+        <w:t xml:space="preserve">to $333 in a high-cost locality. Clinical-outcome sensitivity analysis</w:t>
       </w:r>
       <w:r>
         <w:t xml:space="preserve"> </w:t>
@@ -1737,7 +1737,7 @@
         <w:pStyle w:val="FirstParagraph"/>
       </w:pPr>
       <w:r>
-        <w:t xml:space="preserve">In the base case, combined biopsy cost an estimated $486 per patient,</w:t>
+        <w:t xml:space="preserve">In the base case, combined biopsy cost an estimated $485 per patient,</w:t>
       </w:r>
       <w:r>
         <w:t xml:space="preserve"> </w:t>
@@ -1749,7 +1749,7 @@
         <w:t xml:space="preserve"> </w:t>
       </w:r>
       <w:r>
-        <w:t xml:space="preserve">operative D&amp;C. Combined biopsy was $241 (33.1%) less expensive than</w:t>
+        <w:t xml:space="preserve">operative D&amp;C. Combined biopsy was $242 (33.3%) less expensive than</w:t>
       </w:r>
       <w:r>
         <w:t xml:space="preserve"> </w:t>
@@ -1781,7 +1781,7 @@
         <w:t xml:space="preserve"> </w:t>
       </w:r>
       <w:r>
-        <w:t xml:space="preserve">biopsy failure probability (range -$130 to -$488 across its 10.3%-20.0%</w:t>
+        <w:t xml:space="preserve">biopsy failure probability (range -$132 to -$490 across its 10.3%-20.0%</w:t>
       </w:r>
       <w:r>
         <w:t xml:space="preserve"> </w:t>
@@ -1793,7 +1793,7 @@
         <w:t xml:space="preserve"> </w:t>
       </w:r>
       <w:r>
-        <w:t xml:space="preserve">-$7 across its observed 1-12 minute range). At the upper end of the</w:t>
+        <w:t xml:space="preserve">-$10 across its observed 1-12 minute range). At the upper end of the</w:t>
       </w:r>
       <w:r>
         <w:t xml:space="preserve"> </w:t>
@@ -1805,7 +1805,7 @@
         <w:t xml:space="preserve"> </w:t>
       </w:r>
       <w:r>
-        <w:t xml:space="preserve">narrowed to $7 but did not reverse.</w:t>
+        <w:t xml:space="preserve">narrowed to $10 but did not reverse.</w:t>
       </w:r>
     </w:p>
     <w:p>
@@ -1819,13 +1819,13 @@
         <w:t xml:space="preserve"> </w:t>
       </w:r>
       <w:r>
-        <w:t xml:space="preserve">cost of $520 (SD $115) and office biopsy a mean cost of $733 (SD</w:t>
-      </w:r>
-      <w:r>
-        <w:t xml:space="preserve"> </w:t>
-      </w:r>
-      <w:r>
-        <w:t xml:space="preserve">$119). Combined biopsy was the least expensive strategy in 91.6% of</w:t>
+        <w:t xml:space="preserve">cost of $519 (SD $115) and office biopsy a mean cost of $733 (SD</w:t>
+      </w:r>
+      <w:r>
+        <w:t xml:space="preserve"> </w:t>
+      </w:r>
+      <w:r>
+        <w:t xml:space="preserve">$119). Combined biopsy was the least expensive strategy in 91.8% of</w:t>
       </w:r>
       <w:r>
         <w:t xml:space="preserve"> </w:t>
@@ -1843,13 +1843,13 @@
         <w:t xml:space="preserve"> </w:t>
       </w:r>
       <w:r>
-        <w:t xml:space="preserve">colonoscopy-suite time stayed below approximately 12.2 minutes and as long</w:t>
-      </w:r>
-      <w:r>
-        <w:t xml:space="preserve"> </w:t>
-      </w:r>
-      <w:r>
-        <w:t xml:space="preserve">as the office biopsy failure probability stayed above approximately 6.8%.</w:t>
+        <w:t xml:space="preserve">colonoscopy-suite time stayed below approximately 12.3 minutes and as long</w:t>
+      </w:r>
+      <w:r>
+        <w:t xml:space="preserve"> </w:t>
+      </w:r>
+      <w:r>
+        <w:t xml:space="preserve">as the office biopsy failure probability stayed above approximately 6.7%.</w:t>
       </w:r>
       <w:r>
         <w:t xml:space="preserve"> </w:t>
@@ -1867,7 +1867,7 @@
         <w:t xml:space="preserve"> </w:t>
       </w:r>
       <w:r>
-        <w:t xml:space="preserve">save $2,411 to $241,061 per year.</w:t>
+        <w:t xml:space="preserve">save $2,424 to $242,363 per year.</w:t>
       </w:r>
     </w:p>
     <w:p>
@@ -1881,13 +1881,13 @@
         <w:t xml:space="preserve"> </w:t>
       </w:r>
       <w:r>
-        <w:t xml:space="preserve">tested. Its advantage over office biopsy ranged from $194 per patient in</w:t>
-      </w:r>
-      <w:r>
-        <w:t xml:space="preserve"> </w:t>
-      </w:r>
-      <w:r>
-        <w:t xml:space="preserve">the low-cost locality to $256 in the mid-cost locality to $331 per</w:t>
+        <w:t xml:space="preserve">tested. Its advantage over office biopsy ranged from $195 per patient in</w:t>
+      </w:r>
+      <w:r>
+        <w:t xml:space="preserve"> </w:t>
+      </w:r>
+      <w:r>
+        <w:t xml:space="preserve">the low-cost locality to $257 in the mid-cost locality to $333 per</w:t>
       </w:r>
       <w:r>
         <w:t xml:space="preserve"> </w:t>
@@ -2049,13 +2049,13 @@
         <w:t xml:space="preserve"> </w:t>
       </w:r>
       <w:r>
-        <w:t xml:space="preserve">combined to office biopsy cost $20,672 per additional cancer case</w:t>
-      </w:r>
-      <w:r>
-        <w:t xml:space="preserve"> </w:t>
-      </w:r>
-      <w:r>
-        <w:t xml:space="preserve">detected, office to D&amp;C $33,488 (atypical endometrial hyperplasia: $36,520 and $59,162).</w:t>
+        <w:t xml:space="preserve">combined to office biopsy cost $20,784 per additional cancer case</w:t>
+      </w:r>
+      <w:r>
+        <w:t xml:space="preserve"> </w:t>
+      </w:r>
+      <w:r>
+        <w:t xml:space="preserve">detected, office to D&amp;C $33,488 (atypical endometrial hyperplasia: $36,718 and $59,162).</w:t>
       </w:r>
     </w:p>
     <w:p>
@@ -2069,13 +2069,13 @@
         <w:t xml:space="preserve"> </w:t>
       </w:r>
       <w:r>
-        <w:t xml:space="preserve">biopsy’s advantage over office biopsy from $241 to $256 per patient</w:t>
-      </w:r>
-      <w:r>
-        <w:t xml:space="preserve"> </w:t>
-      </w:r>
-      <w:r>
-        <w:t xml:space="preserve">($554 vs $810 total cost); D&amp;C’s total was $3,954. Folding</w:t>
+        <w:t xml:space="preserve">biopsy’s advantage over office biopsy from $242 to $257 per patient</w:t>
+      </w:r>
+      <w:r>
+        <w:t xml:space="preserve"> </w:t>
+      </w:r>
+      <w:r>
+        <w:t xml:space="preserve">($553 vs $810 total cost); D&amp;C’s total was $3,954. Folding</w:t>
       </w:r>
       <w:r>
         <w:t xml:space="preserve"> </w:t>
@@ -2087,7 +2087,7 @@
         <w:t xml:space="preserve"> </w:t>
       </w:r>
       <w:r>
-        <w:t xml:space="preserve">this advantage further, to $410 ($400 vs $810).</w:t>
+        <w:t xml:space="preserve">this advantage further, to $412 ($399 vs $810).</w:t>
       </w:r>
     </w:p>
     <w:bookmarkEnd w:id="12"/>

--- a/manuscript/manuscript.docx
+++ b/manuscript/manuscript.docx
@@ -1100,7 +1100,19 @@
         <w:t xml:space="preserve"> </w:t>
       </w:r>
       <w:r>
-        <w:t xml:space="preserve">analysis, modeling illustrative Medicaid/commercial reimbursement and an</w:t>
+        <w:t xml:space="preserve">analysis, modeling Medicaid/commercial reimbursement using hospital price-transparency payer ratios</w:t>
+      </w:r>
+      <w:r>
+        <w:rPr>
+          <w:vertAlign w:val="superscript"/>
+        </w:rPr>
+        <w:t xml:space="preserve">12</w:t>
+      </w:r>
+      <w:r>
+        <w:t xml:space="preserve"> </w:t>
+      </w:r>
+      <w:r>
+        <w:t xml:space="preserve">and an</w:t>
       </w:r>
       <w:r>
         <w:t xml:space="preserve"> </w:t>
@@ -1210,7 +1222,7 @@
         <w:rPr>
           <w:vertAlign w:val="superscript"/>
         </w:rPr>
-        <w:t xml:space="preserve">12</w:t>
+        <w:t xml:space="preserve">13</w:t>
       </w:r>
       <w:r>
         <w:t xml:space="preserve"> </w:t>
@@ -1273,60 +1285,6 @@
       </w:r>
       <w:r>
         <w:t xml:space="preserve">hemorrhage, pooled from a cohort of 5,359 nonobstetric D&amp;Cs)</w:t>
-      </w:r>
-      <w:r>
-        <w:rPr>
-          <w:vertAlign w:val="superscript"/>
-        </w:rPr>
-        <w:t xml:space="preserve">13</w:t>
-      </w:r>
-      <w:r>
-        <w:t xml:space="preserve"> </w:t>
-      </w:r>
-      <w:r>
-        <w:t xml:space="preserve">as a</w:t>
-      </w:r>
-      <w:r>
-        <w:t xml:space="preserve"> </w:t>
-      </w:r>
-      <w:r>
-        <w:t xml:space="preserve">function of that strategy’s probability of ultimately requiring D&amp;C, either</w:t>
-      </w:r>
-      <w:r>
-        <w:t xml:space="preserve"> </w:t>
-      </w:r>
-      <w:r>
-        <w:t xml:space="preserve">as the primary procedure or as a rescue procedure after a failed sampling</w:t>
-      </w:r>
-      <w:r>
-        <w:t xml:space="preserve"> </w:t>
-      </w:r>
-      <w:r>
-        <w:t xml:space="preserve">attempt. Second, we estimated each arm’s probability of a failed sampling</w:t>
-      </w:r>
-      <w:r>
-        <w:t xml:space="preserve"> </w:t>
-      </w:r>
-      <w:r>
-        <w:t xml:space="preserve">attempt going undiagnosed for cancer or precancer, combined with the</w:t>
-      </w:r>
-      <w:r>
-        <w:t xml:space="preserve"> </w:t>
-      </w:r>
-      <w:r>
-        <w:t xml:space="preserve">probability of cancer or precancer among women with a failed or insufficient</w:t>
-      </w:r>
-      <w:r>
-        <w:t xml:space="preserve"> </w:t>
-      </w:r>
-      <w:r>
-        <w:t xml:space="preserve">sample, drawn from a general (non-Lynch) postmenopausal-bleeding</w:t>
-      </w:r>
-      <w:r>
-        <w:t xml:space="preserve"> </w:t>
-      </w:r>
-      <w:r>
-        <w:t xml:space="preserve">meta-analysis.</w:t>
       </w:r>
       <w:r>
         <w:rPr>
@@ -1338,87 +1296,43 @@
         <w:t xml:space="preserve"> </w:t>
       </w:r>
       <w:r>
-        <w:t xml:space="preserve">Under the repeat-attempt-or-D&amp;C structure described</w:t>
-      </w:r>
-      <w:r>
-        <w:t xml:space="preserve"> </w:t>
-      </w:r>
-      <w:r>
-        <w:t xml:space="preserve">above, the office arm’s failed attempts are accounted for entirely by</w:t>
-      </w:r>
-      <w:r>
-        <w:t xml:space="preserve"> </w:t>
-      </w:r>
-      <w:r>
-        <w:t xml:space="preserve">either a successful repeat or escalation to D&amp;C, leaving no probability</w:t>
-      </w:r>
-      <w:r>
-        <w:t xml:space="preserve"> </w:t>
-      </w:r>
-      <w:r>
-        <w:t xml:space="preserve">mass for a sample that is neither adequately resampled nor escalated; the</w:t>
-      </w:r>
-      <w:r>
-        <w:t xml:space="preserve"> </w:t>
-      </w:r>
-      <w:r>
-        <w:t xml:space="preserve">combined arm’s directly observed escalation rate similarly accounts for</w:t>
-      </w:r>
-      <w:r>
-        <w:t xml:space="preserve"> </w:t>
-      </w:r>
-      <w:r>
-        <w:t xml:space="preserve">essentially all combined-biopsy failures. Neither arm therefore retained an</w:t>
-      </w:r>
-      <w:r>
-        <w:t xml:space="preserve"> </w:t>
-      </w:r>
-      <w:r>
-        <w:t xml:space="preserve">estimable undiagnosed-failure probability under current evidence; this null</w:t>
-      </w:r>
-      <w:r>
-        <w:t xml:space="preserve"> </w:t>
-      </w:r>
-      <w:r>
-        <w:t xml:space="preserve">result, and what it does and does not imply, is addressed in the</w:t>
-      </w:r>
-      <w:r>
-        <w:t xml:space="preserve"> </w:t>
-      </w:r>
-      <w:r>
-        <w:t xml:space="preserve">Discussion.</w:t>
-      </w:r>
-    </w:p>
-    <w:p>
-      <w:pPr>
-        <w:pStyle w:val="BodyText"/>
-      </w:pPr>
-      <w:r>
-        <w:t xml:space="preserve">As a separate, deterministic check on the same equivalent-effectiveness</w:t>
-      </w:r>
-      <w:r>
-        <w:t xml:space="preserve"> </w:t>
-      </w:r>
-      <w:r>
-        <w:t xml:space="preserve">assumption, we also computed each strategy’s overall probability of</w:t>
-      </w:r>
-      <w:r>
-        <w:t xml:space="preserve"> </w:t>
-      </w:r>
-      <w:r>
-        <w:t xml:space="preserve">detecting a true cancer or endometrial hyperplasia, combining each arm’s</w:t>
-      </w:r>
-      <w:r>
-        <w:t xml:space="preserve"> </w:t>
-      </w:r>
-      <w:r>
-        <w:t xml:space="preserve">sampling-escalation probabilities with published Pipelle and D&amp;C</w:t>
-      </w:r>
-      <w:r>
-        <w:t xml:space="preserve"> </w:t>
-      </w:r>
-      <w:r>
-        <w:t xml:space="preserve">sensitivities from a general (non-Lynch) diagnostic-accuracy</w:t>
+        <w:t xml:space="preserve">as a</w:t>
+      </w:r>
+      <w:r>
+        <w:t xml:space="preserve"> </w:t>
+      </w:r>
+      <w:r>
+        <w:t xml:space="preserve">function of that strategy’s probability of ultimately requiring D&amp;C, either</w:t>
+      </w:r>
+      <w:r>
+        <w:t xml:space="preserve"> </w:t>
+      </w:r>
+      <w:r>
+        <w:t xml:space="preserve">as the primary procedure or as a rescue procedure after a failed sampling</w:t>
+      </w:r>
+      <w:r>
+        <w:t xml:space="preserve"> </w:t>
+      </w:r>
+      <w:r>
+        <w:t xml:space="preserve">attempt. Second, we estimated each arm’s probability of a failed sampling</w:t>
+      </w:r>
+      <w:r>
+        <w:t xml:space="preserve"> </w:t>
+      </w:r>
+      <w:r>
+        <w:t xml:space="preserve">attempt going undiagnosed for cancer or precancer, combined with the</w:t>
+      </w:r>
+      <w:r>
+        <w:t xml:space="preserve"> </w:t>
+      </w:r>
+      <w:r>
+        <w:t xml:space="preserve">probability of cancer or precancer among women with a failed or insufficient</w:t>
+      </w:r>
+      <w:r>
+        <w:t xml:space="preserve"> </w:t>
+      </w:r>
+      <w:r>
+        <w:t xml:space="preserve">sample, drawn from a general (non-Lynch) postmenopausal-bleeding</w:t>
       </w:r>
       <w:r>
         <w:t xml:space="preserve"> </w:t>
@@ -1436,19 +1350,55 @@
         <w:t xml:space="preserve"> </w:t>
       </w:r>
       <w:r>
-        <w:t xml:space="preserve">This calculation is a point estimate only, not</w:t>
-      </w:r>
-      <w:r>
-        <w:t xml:space="preserve"> </w:t>
-      </w:r>
-      <w:r>
-        <w:t xml:space="preserve">integrated into the probabilistic sensitivity analysis; see Discussion for</w:t>
-      </w:r>
-      <w:r>
-        <w:t xml:space="preserve"> </w:t>
-      </w:r>
-      <w:r>
-        <w:t xml:space="preserve">its limitations.</w:t>
+        <w:t xml:space="preserve">Under the repeat-attempt-or-D&amp;C structure described</w:t>
+      </w:r>
+      <w:r>
+        <w:t xml:space="preserve"> </w:t>
+      </w:r>
+      <w:r>
+        <w:t xml:space="preserve">above, the office arm’s failed attempts are accounted for entirely by</w:t>
+      </w:r>
+      <w:r>
+        <w:t xml:space="preserve"> </w:t>
+      </w:r>
+      <w:r>
+        <w:t xml:space="preserve">either a successful repeat or escalation to D&amp;C, leaving no probability</w:t>
+      </w:r>
+      <w:r>
+        <w:t xml:space="preserve"> </w:t>
+      </w:r>
+      <w:r>
+        <w:t xml:space="preserve">mass for a sample that is neither adequately resampled nor escalated; the</w:t>
+      </w:r>
+      <w:r>
+        <w:t xml:space="preserve"> </w:t>
+      </w:r>
+      <w:r>
+        <w:t xml:space="preserve">combined arm’s directly observed escalation rate similarly accounts for</w:t>
+      </w:r>
+      <w:r>
+        <w:t xml:space="preserve"> </w:t>
+      </w:r>
+      <w:r>
+        <w:t xml:space="preserve">essentially all combined-biopsy failures. Neither arm therefore retained an</w:t>
+      </w:r>
+      <w:r>
+        <w:t xml:space="preserve"> </w:t>
+      </w:r>
+      <w:r>
+        <w:t xml:space="preserve">estimable undiagnosed-failure probability under current evidence; this null</w:t>
+      </w:r>
+      <w:r>
+        <w:t xml:space="preserve"> </w:t>
+      </w:r>
+      <w:r>
+        <w:t xml:space="preserve">result, and what it does and does not imply, is addressed in the</w:t>
+      </w:r>
+      <w:r>
+        <w:t xml:space="preserve"> </w:t>
+      </w:r>
+      <w:r>
+        <w:t xml:space="preserve">Discussion.</w:t>
       </w:r>
     </w:p>
     <w:p>
@@ -1456,63 +1406,37 @@
         <w:pStyle w:val="BodyText"/>
       </w:pPr>
       <w:r>
-        <w:t xml:space="preserve">As a lighter alternative to a full cost-utility analysis, we also</w:t>
-      </w:r>
-      <w:r>
-        <w:t xml:space="preserve"> </w:t>
-      </w:r>
-      <w:r>
-        <w:t xml:space="preserve">computed cost per additional true case detected between adjacent</w:t>
-      </w:r>
-      <w:r>
-        <w:t xml:space="preserve"> </w:t>
-      </w:r>
-      <w:r>
-        <w:t xml:space="preserve">strategies, combining costs with the detection probabilities above and</w:t>
-      </w:r>
-      <w:r>
-        <w:t xml:space="preserve"> </w:t>
-      </w:r>
-      <w:r>
-        <w:t xml:space="preserve">checking for dominance; also a point estimate, not PSA-integrated.</w:t>
-      </w:r>
-    </w:p>
-    <w:p>
-      <w:pPr>
-        <w:pStyle w:val="BodyText"/>
-      </w:pPr>
-      <w:r>
-        <w:t xml:space="preserve">As a supplementary societal-perspective check, we reintroduced patient</w:t>
-      </w:r>
-      <w:r>
-        <w:t xml:space="preserve"> </w:t>
-      </w:r>
-      <w:r>
-        <w:t xml:space="preserve">time and travel-time opportunity costs the base case excludes: each</w:t>
-      </w:r>
-      <w:r>
-        <w:t xml:space="preserve"> </w:t>
-      </w:r>
-      <w:r>
-        <w:t xml:space="preserve">strategy’s expected number of dedicated patient encounters (office or</w:t>
-      </w:r>
-      <w:r>
-        <w:t xml:space="preserve"> </w:t>
-      </w:r>
-      <w:r>
-        <w:t xml:space="preserve">preoperative visits, repeat visits, and D&amp;C’s own preoperative visit plus</w:t>
-      </w:r>
-      <w:r>
-        <w:t xml:space="preserve"> </w:t>
-      </w:r>
-      <w:r>
-        <w:t xml:space="preserve">procedure day, weighted by the same escalation probabilities) was valued</w:t>
-      </w:r>
-      <w:r>
-        <w:t xml:space="preserve"> </w:t>
-      </w:r>
-      <w:r>
-        <w:t xml:space="preserve">at a published average opportunity cost per ambulatory visit.</w:t>
+        <w:t xml:space="preserve">As a separate, deterministic check on the same equivalent-effectiveness</w:t>
+      </w:r>
+      <w:r>
+        <w:t xml:space="preserve"> </w:t>
+      </w:r>
+      <w:r>
+        <w:t xml:space="preserve">assumption, we also computed each strategy’s overall probability of</w:t>
+      </w:r>
+      <w:r>
+        <w:t xml:space="preserve"> </w:t>
+      </w:r>
+      <w:r>
+        <w:t xml:space="preserve">detecting a true cancer or endometrial hyperplasia, combining each arm’s</w:t>
+      </w:r>
+      <w:r>
+        <w:t xml:space="preserve"> </w:t>
+      </w:r>
+      <w:r>
+        <w:t xml:space="preserve">sampling-escalation probabilities with published Pipelle and D&amp;C</w:t>
+      </w:r>
+      <w:r>
+        <w:t xml:space="preserve"> </w:t>
+      </w:r>
+      <w:r>
+        <w:t xml:space="preserve">sensitivities from a general (non-Lynch) diagnostic-accuracy</w:t>
+      </w:r>
+      <w:r>
+        <w:t xml:space="preserve"> </w:t>
+      </w:r>
+      <w:r>
+        <w:t xml:space="preserve">meta-analysis.</w:t>
       </w:r>
       <w:r>
         <w:rPr>
@@ -1524,31 +1448,19 @@
         <w:t xml:space="preserve"> </w:t>
       </w:r>
       <w:r>
-        <w:t xml:space="preserve">This</w:t>
-      </w:r>
-      <w:r>
-        <w:t xml:space="preserve"> </w:t>
-      </w:r>
-      <w:r>
-        <w:t xml:space="preserve">deterministic, non-PSA calculation values every encounter equally and</w:t>
-      </w:r>
-      <w:r>
-        <w:t xml:space="preserve"> </w:t>
-      </w:r>
-      <w:r>
-        <w:t xml:space="preserve">excludes travel expense and caregiver time (see Discussion); we also</w:t>
-      </w:r>
-      <w:r>
-        <w:t xml:space="preserve"> </w:t>
-      </w:r>
-      <w:r>
-        <w:t xml:space="preserve">report it under the existing scenario folding combined biopsy’s</w:t>
-      </w:r>
-      <w:r>
-        <w:t xml:space="preserve"> </w:t>
-      </w:r>
-      <w:r>
-        <w:t xml:space="preserve">preoperative visit into the colonoscopy day.</w:t>
+        <w:t xml:space="preserve">This calculation is a point estimate only, not</w:t>
+      </w:r>
+      <w:r>
+        <w:t xml:space="preserve"> </w:t>
+      </w:r>
+      <w:r>
+        <w:t xml:space="preserve">integrated into the probabilistic sensitivity analysis; see Discussion for</w:t>
+      </w:r>
+      <w:r>
+        <w:t xml:space="preserve"> </w:t>
+      </w:r>
+      <w:r>
+        <w:t xml:space="preserve">its limitations.</w:t>
       </w:r>
     </w:p>
     <w:p>
@@ -1556,61 +1468,25 @@
         <w:pStyle w:val="BodyText"/>
       </w:pPr>
       <w:r>
-        <w:t xml:space="preserve">The geographic sensitivity analysis characterizes setting-level</w:t>
-      </w:r>
-      <w:r>
-        <w:t xml:space="preserve"> </w:t>
-      </w:r>
-      <w:r>
-        <w:t xml:space="preserve">heterogeneity (how the base-case conclusion varies by practice location),</w:t>
-      </w:r>
-      <w:r>
-        <w:t xml:space="preserve"> </w:t>
-      </w:r>
-      <w:r>
-        <w:t xml:space="preserve">not patient-level heterogeneity: the model does not stratify results by</w:t>
-      </w:r>
-      <w:r>
-        <w:t xml:space="preserve"> </w:t>
-      </w:r>
-      <w:r>
-        <w:t xml:space="preserve">age, genotype, menopausal status, or other individual characteristics.</w:t>
-      </w:r>
-      <w:r>
-        <w:t xml:space="preserve"> </w:t>
-      </w:r>
-      <w:r>
-        <w:t xml:space="preserve">Distributional or equity effects (e.g., differential access or affordability</w:t>
-      </w:r>
-      <w:r>
-        <w:t xml:space="preserve"> </w:t>
-      </w:r>
-      <w:r>
-        <w:t xml:space="preserve">across patient subgroups) were outside this analysis’s scope. Structural</w:t>
-      </w:r>
-      <w:r>
-        <w:t xml:space="preserve"> </w:t>
-      </w:r>
-      <w:r>
-        <w:t xml:space="preserve">modeling assumptions describing clinical workflow (e.g., whether the</w:t>
-      </w:r>
-      <w:r>
-        <w:t xml:space="preserve"> </w:t>
-      </w:r>
-      <w:r>
-        <w:t xml:space="preserve">combined arm requires a separate preoperative office visit) were informed</w:t>
-      </w:r>
-      <w:r>
-        <w:t xml:space="preserve"> </w:t>
-      </w:r>
-      <w:r>
-        <w:t xml:space="preserve">by clinician-investigator practice experience; no formal patient or public</w:t>
-      </w:r>
-      <w:r>
-        <w:t xml:space="preserve"> </w:t>
-      </w:r>
-      <w:r>
-        <w:t xml:space="preserve">engagement process was undertaken.</w:t>
+        <w:t xml:space="preserve">As a lighter alternative to a full cost-utility analysis, we also</w:t>
+      </w:r>
+      <w:r>
+        <w:t xml:space="preserve"> </w:t>
+      </w:r>
+      <w:r>
+        <w:t xml:space="preserve">computed cost per additional true case detected between adjacent</w:t>
+      </w:r>
+      <w:r>
+        <w:t xml:space="preserve"> </w:t>
+      </w:r>
+      <w:r>
+        <w:t xml:space="preserve">strategies, combining costs with the detection probabilities above and</w:t>
+      </w:r>
+      <w:r>
+        <w:t xml:space="preserve"> </w:t>
+      </w:r>
+      <w:r>
+        <w:t xml:space="preserve">checking for dominance; also a point estimate, not PSA-integrated.</w:t>
       </w:r>
     </w:p>
     <w:p>
@@ -1618,19 +1494,37 @@
         <w:pStyle w:val="BodyText"/>
       </w:pPr>
       <w:r>
-        <w:t xml:space="preserve">We compared the model’s cost estimates against three independently</w:t>
-      </w:r>
-      <w:r>
-        <w:t xml:space="preserve"> </w:t>
-      </w:r>
-      <w:r>
-        <w:t xml:space="preserve">published analyses as a validation check: a historical office-biopsy cost</w:t>
-      </w:r>
-      <w:r>
-        <w:t xml:space="preserve"> </w:t>
-      </w:r>
-      <w:r>
-        <w:t xml:space="preserve">anchor,</w:t>
+        <w:t xml:space="preserve">As a supplementary societal-perspective check, we reintroduced patient</w:t>
+      </w:r>
+      <w:r>
+        <w:t xml:space="preserve"> </w:t>
+      </w:r>
+      <w:r>
+        <w:t xml:space="preserve">time and travel-time opportunity costs the base case excludes: each</w:t>
+      </w:r>
+      <w:r>
+        <w:t xml:space="preserve"> </w:t>
+      </w:r>
+      <w:r>
+        <w:t xml:space="preserve">strategy’s expected number of dedicated patient encounters (office or</w:t>
+      </w:r>
+      <w:r>
+        <w:t xml:space="preserve"> </w:t>
+      </w:r>
+      <w:r>
+        <w:t xml:space="preserve">preoperative visits, repeat visits, and D&amp;C’s own preoperative visit plus</w:t>
+      </w:r>
+      <w:r>
+        <w:t xml:space="preserve"> </w:t>
+      </w:r>
+      <w:r>
+        <w:t xml:space="preserve">procedure day, weighted by the same escalation probabilities) was valued</w:t>
+      </w:r>
+      <w:r>
+        <w:t xml:space="preserve"> </w:t>
+      </w:r>
+      <w:r>
+        <w:t xml:space="preserve">at a published average opportunity cost per ambulatory visit.</w:t>
       </w:r>
       <w:r>
         <w:rPr>
@@ -1642,6 +1536,124 @@
         <w:t xml:space="preserve"> </w:t>
       </w:r>
       <w:r>
+        <w:t xml:space="preserve">This</w:t>
+      </w:r>
+      <w:r>
+        <w:t xml:space="preserve"> </w:t>
+      </w:r>
+      <w:r>
+        <w:t xml:space="preserve">deterministic, non-PSA calculation values every encounter equally and</w:t>
+      </w:r>
+      <w:r>
+        <w:t xml:space="preserve"> </w:t>
+      </w:r>
+      <w:r>
+        <w:t xml:space="preserve">excludes travel expense and caregiver time (see Discussion); we also</w:t>
+      </w:r>
+      <w:r>
+        <w:t xml:space="preserve"> </w:t>
+      </w:r>
+      <w:r>
+        <w:t xml:space="preserve">report it under the existing scenario folding combined biopsy’s</w:t>
+      </w:r>
+      <w:r>
+        <w:t xml:space="preserve"> </w:t>
+      </w:r>
+      <w:r>
+        <w:t xml:space="preserve">preoperative visit into the colonoscopy day.</w:t>
+      </w:r>
+    </w:p>
+    <w:p>
+      <w:pPr>
+        <w:pStyle w:val="BodyText"/>
+      </w:pPr>
+      <w:r>
+        <w:t xml:space="preserve">The geographic sensitivity analysis characterizes setting-level</w:t>
+      </w:r>
+      <w:r>
+        <w:t xml:space="preserve"> </w:t>
+      </w:r>
+      <w:r>
+        <w:t xml:space="preserve">heterogeneity (how the base-case conclusion varies by practice location),</w:t>
+      </w:r>
+      <w:r>
+        <w:t xml:space="preserve"> </w:t>
+      </w:r>
+      <w:r>
+        <w:t xml:space="preserve">not patient-level heterogeneity: the model does not stratify results by</w:t>
+      </w:r>
+      <w:r>
+        <w:t xml:space="preserve"> </w:t>
+      </w:r>
+      <w:r>
+        <w:t xml:space="preserve">age, genotype, menopausal status, or other individual characteristics.</w:t>
+      </w:r>
+      <w:r>
+        <w:t xml:space="preserve"> </w:t>
+      </w:r>
+      <w:r>
+        <w:t xml:space="preserve">Distributional or equity effects (e.g., differential access or affordability</w:t>
+      </w:r>
+      <w:r>
+        <w:t xml:space="preserve"> </w:t>
+      </w:r>
+      <w:r>
+        <w:t xml:space="preserve">across patient subgroups) were outside this analysis’s scope. Structural</w:t>
+      </w:r>
+      <w:r>
+        <w:t xml:space="preserve"> </w:t>
+      </w:r>
+      <w:r>
+        <w:t xml:space="preserve">modeling assumptions describing clinical workflow (e.g., whether the</w:t>
+      </w:r>
+      <w:r>
+        <w:t xml:space="preserve"> </w:t>
+      </w:r>
+      <w:r>
+        <w:t xml:space="preserve">combined arm requires a separate preoperative office visit) were informed</w:t>
+      </w:r>
+      <w:r>
+        <w:t xml:space="preserve"> </w:t>
+      </w:r>
+      <w:r>
+        <w:t xml:space="preserve">by clinician-investigator practice experience; no formal patient or public</w:t>
+      </w:r>
+      <w:r>
+        <w:t xml:space="preserve"> </w:t>
+      </w:r>
+      <w:r>
+        <w:t xml:space="preserve">engagement process was undertaken.</w:t>
+      </w:r>
+    </w:p>
+    <w:p>
+      <w:pPr>
+        <w:pStyle w:val="BodyText"/>
+      </w:pPr>
+      <w:r>
+        <w:t xml:space="preserve">We compared the model’s cost estimates against three independently</w:t>
+      </w:r>
+      <w:r>
+        <w:t xml:space="preserve"> </w:t>
+      </w:r>
+      <w:r>
+        <w:t xml:space="preserve">published analyses as a validation check: a historical office-biopsy cost</w:t>
+      </w:r>
+      <w:r>
+        <w:t xml:space="preserve"> </w:t>
+      </w:r>
+      <w:r>
+        <w:t xml:space="preserve">anchor,</w:t>
+      </w:r>
+      <w:r>
+        <w:rPr>
+          <w:vertAlign w:val="superscript"/>
+        </w:rPr>
+        <w:t xml:space="preserve">18</w:t>
+      </w:r>
+      <w:r>
+        <w:t xml:space="preserve"> </w:t>
+      </w:r>
+      <w:r>
         <w:t xml:space="preserve">a Medicare-payer-perspective decision-tree comparing Pipelle</w:t>
       </w:r>
       <w:r>
@@ -1672,7 +1684,7 @@
         <w:rPr>
           <w:vertAlign w:val="superscript"/>
         </w:rPr>
-        <w:t xml:space="preserve">18</w:t>
+        <w:t xml:space="preserve">19</w:t>
       </w:r>
     </w:p>
     <w:p>
@@ -2135,7 +2147,7 @@
         <w:t xml:space="preserve"> </w:t>
       </w:r>
       <w:r>
-        <w:t xml:space="preserve">localities spanning a national low-cost to high-cost range, and illustrative</w:t>
+        <w:t xml:space="preserve">localities spanning a national low-cost to high-cost range, and empirical</w:t>
       </w:r>
       <w:r>
         <w:t xml:space="preserve"> </w:t>
@@ -2904,6 +2916,30 @@
       </w:r>
       <w:r>
         <w:t xml:space="preserve">patient-centered approach. J Oncol Pract 2011;7:43-47.</w:t>
+      </w:r>
+    </w:p>
+    <w:p>
+      <w:pPr>
+        <w:pStyle w:val="Compact"/>
+        <w:numPr>
+          <w:ilvl w:val="0"/>
+          <w:numId w:val="1001"/>
+        </w:numPr>
+      </w:pPr>
+      <w:r>
+        <w:t xml:space="preserve">Trilliant Health. Hospital MRF Data Directory: consolidated hospital price transparency</w:t>
+      </w:r>
+      <w:r>
+        <w:t xml:space="preserve"> </w:t>
+      </w:r>
+      <w:r>
+        <w:t xml:space="preserve">machine-readable file data (snapshot July 21, 2026). Accessed September 12, 2026.</w:t>
+      </w:r>
+      <w:r>
+        <w:t xml:space="preserve"> </w:t>
+      </w:r>
+      <w:r>
+        <w:t xml:space="preserve">https://oria-data.trillianthealth.com/</w:t>
       </w:r>
     </w:p>
     <w:p>

--- a/manuscript/manuscript.docx
+++ b/manuscript/manuscript.docx
@@ -930,7 +930,7 @@
         <w:rPr>
           <w:vertAlign w:val="superscript"/>
         </w:rPr>
-        <w:t xml:space="preserve">5-7</w:t>
+        <w:t xml:space="preserve">2-4</w:t>
       </w:r>
       <w:r>
         <w:t xml:space="preserve"> </w:t>
